--- a/docs/Пояснительная записка.docx
+++ b/docs/Пояснительная записка.docx
@@ -1,6 +1,6 @@
 
 <file path=word/document.xml><?xml version="1.0" encoding="utf-8"?>
-<w:document xmlns:wpc="http://schemas.microsoft.com/office/word/2010/wordprocessingCanvas" xmlns:cx="http://schemas.microsoft.com/office/drawing/2014/chartex" xmlns:cx1="http://schemas.microsoft.com/office/drawing/2015/9/8/chartex" xmlns:cx2="http://schemas.microsoft.com/office/drawing/2015/10/21/chartex" xmlns:cx3="http://schemas.microsoft.com/office/drawing/2016/5/9/chartex" xmlns:cx4="http://schemas.microsoft.com/office/drawing/2016/5/10/chartex" xmlns:cx5="http://schemas.microsoft.com/office/drawing/2016/5/11/chartex" xmlns:cx6="http://schemas.microsoft.com/office/drawing/2016/5/12/chartex" xmlns:cx7="http://schemas.microsoft.com/office/drawing/2016/5/13/chartex" xmlns:cx8="http://schemas.microsoft.com/office/drawing/2016/5/14/chartex" xmlns:mc="http://schemas.openxmlformats.org/markup-compatibility/2006" xmlns:aink="http://schemas.microsoft.com/office/drawing/2016/ink" xmlns:am3d="http://schemas.microsoft.com/office/drawing/2017/model3d" xmlns:o="urn:schemas-microsoft-com:office:office" xmlns:r="http://schemas.openxmlformats.org/officeDocument/2006/relationships" xmlns:m="http://schemas.openxmlformats.org/officeDocument/2006/math" xmlns:v="urn:schemas-microsoft-com:vml" xmlns:wp14="http://schemas.microsoft.com/office/word/2010/wordprocessingDrawing" xmlns:wp="http://schemas.openxmlformats.org/drawingml/2006/wordprocessingDrawing" xmlns:w10="urn:schemas-microsoft-com:office:word" xmlns:w="http://schemas.openxmlformats.org/wordprocessingml/2006/main" xmlns:w14="http://schemas.microsoft.com/office/word/2010/wordml" xmlns:w15="http://schemas.microsoft.com/office/word/2012/wordml" xmlns:w16cex="http://schemas.microsoft.com/office/word/2018/wordml/cex" xmlns:w16cid="http://schemas.microsoft.com/office/word/2016/wordml/cid" xmlns:w16="http://schemas.microsoft.com/office/word/2018/wordml" xmlns:w16sdtdh="http://schemas.microsoft.com/office/word/2020/wordml/sdtdatahash" xmlns:w16se="http://schemas.microsoft.com/office/word/2015/wordml/symex" xmlns:wpg="http://schemas.microsoft.com/office/word/2010/wordprocessingGroup" xmlns:wpi="http://schemas.microsoft.com/office/word/2010/wordprocessingInk" xmlns:wne="http://schemas.microsoft.com/office/word/2006/wordml" xmlns:wps="http://schemas.microsoft.com/office/word/2010/wordprocessingShape" mc:Ignorable="w14 w15 w16se w16cid w16 w16cex w16sdtdh wp14">
+<w:document xmlns:wpc="http://schemas.microsoft.com/office/word/2010/wordprocessingCanvas" xmlns:cx="http://schemas.microsoft.com/office/drawing/2014/chartex" xmlns:cx1="http://schemas.microsoft.com/office/drawing/2015/9/8/chartex" xmlns:cx2="http://schemas.microsoft.com/office/drawing/2015/10/21/chartex" xmlns:cx3="http://schemas.microsoft.com/office/drawing/2016/5/9/chartex" xmlns:cx4="http://schemas.microsoft.com/office/drawing/2016/5/10/chartex" xmlns:cx5="http://schemas.microsoft.com/office/drawing/2016/5/11/chartex" xmlns:cx6="http://schemas.microsoft.com/office/drawing/2016/5/12/chartex" xmlns:cx7="http://schemas.microsoft.com/office/drawing/2016/5/13/chartex" xmlns:cx8="http://schemas.microsoft.com/office/drawing/2016/5/14/chartex" xmlns:mc="http://schemas.openxmlformats.org/markup-compatibility/2006" xmlns:aink="http://schemas.microsoft.com/office/drawing/2016/ink" xmlns:am3d="http://schemas.microsoft.com/office/drawing/2017/model3d" xmlns:o="urn:schemas-microsoft-com:office:office" xmlns:oel="http://schemas.microsoft.com/office/2019/extlst" xmlns:r="http://schemas.openxmlformats.org/officeDocument/2006/relationships" xmlns:m="http://schemas.openxmlformats.org/officeDocument/2006/math" xmlns:v="urn:schemas-microsoft-com:vml" xmlns:wp14="http://schemas.microsoft.com/office/word/2010/wordprocessingDrawing" xmlns:wp="http://schemas.openxmlformats.org/drawingml/2006/wordprocessingDrawing" xmlns:w10="urn:schemas-microsoft-com:office:word" xmlns:w="http://schemas.openxmlformats.org/wordprocessingml/2006/main" xmlns:w14="http://schemas.microsoft.com/office/word/2010/wordml" xmlns:w15="http://schemas.microsoft.com/office/word/2012/wordml" xmlns:w16cex="http://schemas.microsoft.com/office/word/2018/wordml/cex" xmlns:w16cid="http://schemas.microsoft.com/office/word/2016/wordml/cid" xmlns:w16="http://schemas.microsoft.com/office/word/2018/wordml" xmlns:w16du="http://schemas.microsoft.com/office/word/2023/wordml/word16du" xmlns:w16sdtdh="http://schemas.microsoft.com/office/word/2020/wordml/sdtdatahash" xmlns:w16sdtfl="http://schemas.microsoft.com/office/word/2024/wordml/sdtformatlock" xmlns:w16se="http://schemas.microsoft.com/office/word/2015/wordml/symex" xmlns:wpg="http://schemas.microsoft.com/office/word/2010/wordprocessingGroup" xmlns:wpi="http://schemas.microsoft.com/office/word/2010/wordprocessingInk" xmlns:wne="http://schemas.microsoft.com/office/word/2006/wordml" xmlns:wps="http://schemas.microsoft.com/office/word/2010/wordprocessingShape" mc:Ignorable="w14 w15 w16se w16cid w16 w16cex w16sdtdh w16sdtfl w16du wp14">
   <w:body>
     <w:p>
       <w:pPr>
@@ -228,6 +228,7 @@
         </w:rPr>
         <w:br/>
       </w:r>
+      <w:proofErr w:type="spellStart"/>
       <w:r>
         <w:rPr>
           <w:rFonts w:ascii="Times New Roman" w:eastAsia="Times New Roman" w:hAnsi="Times New Roman" w:cs="Times New Roman"/>
@@ -236,7 +237,18 @@
           <w:szCs w:val="28"/>
           <w:lang w:val="ru-RU" w:eastAsia="ru-RU"/>
         </w:rPr>
-        <w:t>Пензев Константин Сергеевич</w:t>
+        <w:t>Пензев</w:t>
+      </w:r>
+      <w:proofErr w:type="spellEnd"/>
+      <w:r>
+        <w:rPr>
+          <w:rFonts w:ascii="Times New Roman" w:eastAsia="Times New Roman" w:hAnsi="Times New Roman" w:cs="Times New Roman"/>
+          <w:color w:val="000000"/>
+          <w:sz w:val="28"/>
+          <w:szCs w:val="28"/>
+          <w:lang w:val="ru-RU" w:eastAsia="ru-RU"/>
+        </w:rPr>
+        <w:t xml:space="preserve"> Константин Сергеевич</w:t>
       </w:r>
       <w:r>
         <w:rPr>
@@ -245,13 +257,6 @@
           <w:lang w:val="ru-RU"/>
         </w:rPr>
         <w:br/>
-      </w:r>
-      <w:r>
-        <w:rPr>
-          <w:rFonts w:ascii="Times New Roman" w:hAnsi="Times New Roman"/>
-          <w:sz w:val="28"/>
-          <w:lang w:val="ru-RU"/>
-        </w:rPr>
         <w:t>Студент 4 курса группы ПИН-б-3-22-1</w:t>
       </w:r>
       <w:r>
@@ -305,15 +310,7 @@
           <w:lang w:val="ru-RU"/>
         </w:rPr>
         <w:br/>
-        <w:t>Старший</w:t>
-      </w:r>
-      <w:r>
-        <w:rPr>
-          <w:rFonts w:ascii="Times New Roman" w:hAnsi="Times New Roman"/>
-          <w:sz w:val="28"/>
-          <w:lang w:val="ru-RU"/>
-        </w:rPr>
-        <w:t xml:space="preserve"> преподаватель департамента цифровых, робототехнических систем и электроники института перспективной инженерии</w:t>
+        <w:t>Старший преподаватель департамента цифровых, робототехнических систем и электроники института перспективной инженерии</w:t>
       </w:r>
       <w:r>
         <w:rPr>
@@ -422,6 +419,7 @@
     </w:p>
     <w:p>
       <w:pPr>
+        <w:jc w:val="center"/>
         <w:rPr>
           <w:lang w:val="ru-RU"/>
         </w:rPr>
@@ -448,15 +446,7 @@
           <w:sz w:val="28"/>
           <w:lang w:val="ru-RU"/>
         </w:rPr>
-        <w:t>Ц</w:t>
-      </w:r>
-      <w:r>
-        <w:rPr>
-          <w:rFonts w:ascii="Times New Roman" w:hAnsi="Times New Roman"/>
-          <w:sz w:val="28"/>
-          <w:lang w:val="ru-RU"/>
-        </w:rPr>
-        <w:t>елью данной курсовой работы является разработка веб-приложения для управления мероприятиями (</w:t>
+        <w:t>Целью данной курсовой работы является разработка веб-приложения для управления мероприятиями (</w:t>
       </w:r>
       <w:r>
         <w:rPr>
@@ -471,19 +461,12 @@
           <w:sz w:val="28"/>
           <w:lang w:val="ru-RU"/>
         </w:rPr>
-        <w:t>). Приложение предназначено для поиска событий по категориям и городам, бронирования билетов, управления личным кабинетом, создания мероприятий организа</w:t>
-      </w:r>
-      <w:r>
-        <w:rPr>
-          <w:rFonts w:ascii="Times New Roman" w:hAnsi="Times New Roman"/>
-          <w:sz w:val="28"/>
-          <w:lang w:val="ru-RU"/>
-        </w:rPr>
-        <w:t>торами и администрирования контента платформы.</w:t>
+        <w:t>). Приложение предназначено для поиска событий по категориям и городам, бронирования билетов, управления личным кабинетом, создания мероприятий организаторами и администрирования контента платформы.</w:t>
       </w:r>
     </w:p>
     <w:p>
       <w:pPr>
+        <w:jc w:val="center"/>
         <w:rPr>
           <w:lang w:val="ru-RU"/>
         </w:rPr>
@@ -510,15 +493,7 @@
           <w:sz w:val="28"/>
           <w:lang w:val="ru-RU"/>
         </w:rPr>
-        <w:t>В современном мире цифровые сервисы для организации и посещения мероприятий занимают важное место. Существующие решения должны обеспечивать удобный поиск событий, быстрое бронирова</w:t>
-      </w:r>
-      <w:r>
-        <w:rPr>
-          <w:rFonts w:ascii="Times New Roman" w:hAnsi="Times New Roman"/>
-          <w:sz w:val="28"/>
-          <w:lang w:val="ru-RU"/>
-        </w:rPr>
-        <w:t xml:space="preserve">ние билетов и надёжное управление контентом. Разрабатываемое приложение сочетает простоту использования с современными подходами к </w:t>
+        <w:t xml:space="preserve">В современном мире цифровые сервисы для организации и посещения мероприятий занимают важное место. Существующие решения должны обеспечивать удобный поиск событий, быстрое бронирование билетов и надёжное управление контентом. Разрабатываемое приложение сочетает простоту использования с современными подходами к </w:t>
       </w:r>
       <w:r>
         <w:rPr>
@@ -553,6 +528,7 @@
     </w:p>
     <w:p>
       <w:pPr>
+        <w:jc w:val="center"/>
         <w:rPr>
           <w:lang w:val="ru-RU"/>
         </w:rPr>
@@ -619,13 +595,6 @@
           <w:lang w:val="ru-RU"/>
         </w:rPr>
         <w:br/>
-      </w:r>
-      <w:r>
-        <w:rPr>
-          <w:rFonts w:ascii="Times New Roman" w:hAnsi="Times New Roman"/>
-          <w:sz w:val="28"/>
-          <w:lang w:val="ru-RU"/>
-        </w:rPr>
         <w:t>- Просмотр каталога мероприятий с фильтрами, поиском и сортировкой.</w:t>
       </w:r>
       <w:r>
@@ -653,15 +622,7 @@
           <w:lang w:val="ru-RU"/>
         </w:rPr>
         <w:br/>
-        <w:t>- Личный кабинет пользователя с бронирова</w:t>
-      </w:r>
-      <w:r>
-        <w:rPr>
-          <w:rFonts w:ascii="Times New Roman" w:hAnsi="Times New Roman"/>
-          <w:sz w:val="28"/>
-          <w:lang w:val="ru-RU"/>
-        </w:rPr>
-        <w:t>ниями, избранным и выбранными билетами.</w:t>
+        <w:t>- Личный кабинет пользователя с бронированиями, избранным и выбранными билетами.</w:t>
       </w:r>
       <w:r>
         <w:rPr>
@@ -757,6 +718,7 @@
         </w:rPr>
         <w:t>.</w:t>
       </w:r>
+      <w:proofErr w:type="spellStart"/>
       <w:r>
         <w:rPr>
           <w:rFonts w:ascii="Times New Roman" w:hAnsi="Times New Roman"/>
@@ -764,6 +726,7 @@
         </w:rPr>
         <w:t>js</w:t>
       </w:r>
+      <w:proofErr w:type="spellEnd"/>
       <w:r>
         <w:rPr>
           <w:rFonts w:ascii="Times New Roman" w:hAnsi="Times New Roman"/>
@@ -838,6 +801,7 @@
     </w:p>
     <w:p>
       <w:pPr>
+        <w:jc w:val="center"/>
         <w:rPr>
           <w:lang w:val="ru-RU"/>
         </w:rPr>
@@ -898,6 +862,7 @@
         </w:rPr>
         <w:t>.</w:t>
       </w:r>
+      <w:proofErr w:type="spellStart"/>
       <w:r>
         <w:rPr>
           <w:rFonts w:ascii="Times New Roman" w:hAnsi="Times New Roman"/>
@@ -905,6 +870,7 @@
         </w:rPr>
         <w:t>js</w:t>
       </w:r>
+      <w:proofErr w:type="spellEnd"/>
       <w:r>
         <w:rPr>
           <w:rFonts w:ascii="Times New Roman" w:hAnsi="Times New Roman"/>
@@ -941,15 +907,7 @@
           <w:sz w:val="28"/>
           <w:lang w:val="ru-RU"/>
         </w:rPr>
-        <w:t xml:space="preserve">, что </w:t>
-      </w:r>
-      <w:r>
-        <w:rPr>
-          <w:rFonts w:ascii="Times New Roman" w:hAnsi="Times New Roman"/>
-          <w:sz w:val="28"/>
-          <w:lang w:val="ru-RU"/>
-        </w:rPr>
-        <w:t>позволяет совместить серверную и клиентскую логику в одном приложении.</w:t>
+        <w:t>, что позволяет совместить серверную и клиентскую логику в одном приложении.</w:t>
       </w:r>
     </w:p>
     <w:p>
@@ -963,7 +921,23 @@
           <w:rFonts w:ascii="Times New Roman" w:hAnsi="Times New Roman"/>
           <w:sz w:val="28"/>
         </w:rPr>
-        <w:t>- Backend: Next.js 14 (App Router) с TypeScript. Предоставляет REST API.</w:t>
+        <w:t xml:space="preserve">- Backend: Next.js 14 (App Router) с TypeScript. </w:t>
+      </w:r>
+      <w:proofErr w:type="spellStart"/>
+      <w:r>
+        <w:rPr>
+          <w:rFonts w:ascii="Times New Roman" w:hAnsi="Times New Roman"/>
+          <w:sz w:val="28"/>
+        </w:rPr>
+        <w:t>Предоставляет</w:t>
+      </w:r>
+      <w:proofErr w:type="spellEnd"/>
+      <w:r>
+        <w:rPr>
+          <w:rFonts w:ascii="Times New Roman" w:hAnsi="Times New Roman"/>
+          <w:sz w:val="28"/>
+        </w:rPr>
+        <w:t xml:space="preserve"> REST API.</w:t>
       </w:r>
       <w:r>
         <w:rPr>
@@ -971,7 +945,23 @@
           <w:sz w:val="28"/>
         </w:rPr>
         <w:br/>
-        <w:t xml:space="preserve">- Frontend: React 18 + Tailwind CSS + Zustand. </w:t>
+        <w:t xml:space="preserve">- Frontend: React 18 + Tailwind CSS + </w:t>
+      </w:r>
+      <w:proofErr w:type="spellStart"/>
+      <w:r>
+        <w:rPr>
+          <w:rFonts w:ascii="Times New Roman" w:hAnsi="Times New Roman"/>
+          <w:sz w:val="28"/>
+        </w:rPr>
+        <w:t>Zustand</w:t>
+      </w:r>
+      <w:proofErr w:type="spellEnd"/>
+      <w:r>
+        <w:rPr>
+          <w:rFonts w:ascii="Times New Roman" w:hAnsi="Times New Roman"/>
+          <w:sz w:val="28"/>
+        </w:rPr>
+        <w:t xml:space="preserve">. </w:t>
       </w:r>
       <w:r>
         <w:rPr>
@@ -1010,14 +1000,7 @@
           <w:rFonts w:ascii="Times New Roman" w:hAnsi="Times New Roman"/>
           <w:sz w:val="28"/>
         </w:rPr>
-        <w:t>Pris</w:t>
-      </w:r>
-      <w:r>
-        <w:rPr>
-          <w:rFonts w:ascii="Times New Roman" w:hAnsi="Times New Roman"/>
-          <w:sz w:val="28"/>
-        </w:rPr>
-        <w:t>ma</w:t>
+        <w:t>Prisma</w:t>
       </w:r>
       <w:r>
         <w:rPr>
@@ -1180,14 +1163,7 @@
           <w:rFonts w:ascii="Times New Roman" w:hAnsi="Times New Roman"/>
           <w:sz w:val="28"/>
         </w:rPr>
-        <w:t>T</w:t>
-      </w:r>
-      <w:r>
-        <w:rPr>
-          <w:rFonts w:ascii="Times New Roman" w:hAnsi="Times New Roman"/>
-          <w:sz w:val="28"/>
-        </w:rPr>
-        <w:t>icket</w:t>
+        <w:t>Ticket</w:t>
       </w:r>
       <w:r>
         <w:rPr>
@@ -1248,6 +1224,7 @@
     </w:p>
     <w:p>
       <w:pPr>
+        <w:jc w:val="center"/>
         <w:rPr>
           <w:lang w:val="ru-RU"/>
         </w:rPr>
@@ -1275,16 +1252,7 @@
           <w:sz w:val="28"/>
           <w:lang w:val="ru-RU"/>
         </w:rPr>
-        <w:t>Использованные технологии и и</w:t>
-      </w:r>
-      <w:r>
-        <w:rPr>
-          <w:rFonts w:ascii="Times New Roman" w:hAnsi="Times New Roman"/>
-          <w:b/>
-          <w:sz w:val="28"/>
-          <w:lang w:val="ru-RU"/>
-        </w:rPr>
-        <w:t>нструменты:</w:t>
+        <w:t>Использованные технологии и инструменты:</w:t>
       </w:r>
     </w:p>
     <w:p>
@@ -1331,6 +1299,7 @@
         </w:rPr>
         <w:t>.</w:t>
       </w:r>
+      <w:proofErr w:type="spellStart"/>
       <w:r>
         <w:rPr>
           <w:rFonts w:ascii="Times New Roman" w:hAnsi="Times New Roman"/>
@@ -1338,6 +1307,7 @@
         </w:rPr>
         <w:t>js</w:t>
       </w:r>
+      <w:proofErr w:type="spellEnd"/>
       <w:r>
         <w:rPr>
           <w:rFonts w:ascii="Times New Roman" w:hAnsi="Times New Roman"/>
@@ -1370,6 +1340,7 @@
         </w:rPr>
         <w:t>.</w:t>
       </w:r>
+      <w:proofErr w:type="spellStart"/>
       <w:r>
         <w:rPr>
           <w:rFonts w:ascii="Times New Roman" w:hAnsi="Times New Roman"/>
@@ -1377,6 +1348,7 @@
         </w:rPr>
         <w:t>js</w:t>
       </w:r>
+      <w:proofErr w:type="spellEnd"/>
       <w:r>
         <w:rPr>
           <w:rFonts w:ascii="Times New Roman" w:hAnsi="Times New Roman"/>
@@ -1618,15 +1590,7 @@
           <w:sz w:val="28"/>
           <w:lang w:val="ru-RU"/>
         </w:rPr>
-        <w:t>]`: Модули каталога мероп</w:t>
-      </w:r>
-      <w:r>
-        <w:rPr>
-          <w:rFonts w:ascii="Times New Roman" w:hAnsi="Times New Roman"/>
-          <w:sz w:val="28"/>
-          <w:lang w:val="ru-RU"/>
-        </w:rPr>
-        <w:t>риятий и детальной страницы события.</w:t>
+        <w:t>]`: Модули каталога мероприятий и детальной страницы события.</w:t>
       </w:r>
       <w:r>
         <w:rPr>
@@ -1805,6 +1769,7 @@
         </w:rPr>
         <w:t>/</w:t>
       </w:r>
+      <w:proofErr w:type="spellStart"/>
       <w:r>
         <w:rPr>
           <w:rFonts w:ascii="Times New Roman" w:hAnsi="Times New Roman"/>
@@ -1812,6 +1777,7 @@
         </w:rPr>
         <w:t>EventCard</w:t>
       </w:r>
+      <w:proofErr w:type="spellEnd"/>
       <w:r>
         <w:rPr>
           <w:rFonts w:ascii="Times New Roman" w:hAnsi="Times New Roman"/>
@@ -1848,19 +1814,12 @@
           <w:sz w:val="28"/>
           <w:lang w:val="ru-RU"/>
         </w:rPr>
-        <w:t>`: Компоненты карточ</w:t>
-      </w:r>
-      <w:r>
-        <w:rPr>
-          <w:rFonts w:ascii="Times New Roman" w:hAnsi="Times New Roman"/>
-          <w:sz w:val="28"/>
-          <w:lang w:val="ru-RU"/>
-        </w:rPr>
-        <w:t>ки мероприятия и навигации.</w:t>
+        <w:t>`: Компоненты карточки мероприятия и навигации.</w:t>
       </w:r>
     </w:p>
     <w:p>
       <w:pPr>
+        <w:jc w:val="center"/>
         <w:rPr>
           <w:lang w:val="ru-RU"/>
         </w:rPr>
@@ -1921,15 +1880,7 @@
           <w:lang w:val="ru-RU"/>
         </w:rPr>
         <w:br/>
-        <w:t>3. Брон</w:t>
-      </w:r>
-      <w:r>
-        <w:rPr>
-          <w:rFonts w:ascii="Times New Roman" w:hAnsi="Times New Roman"/>
-          <w:sz w:val="28"/>
-          <w:lang w:val="ru-RU"/>
-        </w:rPr>
-        <w:t>ирование билетов с применением промокода и сохранение в личном кабинете.</w:t>
+        <w:t>3. Бронирование билетов с применением промокода и сохранение в личном кабинете.</w:t>
       </w:r>
       <w:r>
         <w:rPr>
@@ -1943,6 +1894,7 @@
     </w:p>
     <w:p>
       <w:pPr>
+        <w:jc w:val="center"/>
         <w:rPr>
           <w:lang w:val="ru-RU"/>
         </w:rPr>
@@ -1969,15 +1921,7 @@
           <w:sz w:val="28"/>
           <w:lang w:val="ru-RU"/>
         </w:rPr>
-        <w:t>В ходе курсовой работы было разработано, протестировано и развёрнуто веб-приложение для управлен</w:t>
-      </w:r>
-      <w:r>
-        <w:rPr>
-          <w:rFonts w:ascii="Times New Roman" w:hAnsi="Times New Roman"/>
-          <w:sz w:val="28"/>
-          <w:lang w:val="ru-RU"/>
-        </w:rPr>
-        <w:t>ия мероприятиями «</w:t>
+        <w:t>В ходе курсовой работы было разработано, протестировано и развёрнуто веб-приложение для управления мероприятиями «</w:t>
       </w:r>
       <w:r>
         <w:rPr>
@@ -2009,6 +1953,7 @@
         </w:rPr>
         <w:t>://</w:t>
       </w:r>
+      <w:proofErr w:type="spellStart"/>
       <w:r>
         <w:rPr>
           <w:rFonts w:ascii="Times New Roman" w:hAnsi="Times New Roman"/>
@@ -2016,6 +1961,7 @@
         </w:rPr>
         <w:t>myeventspro</w:t>
       </w:r>
+      <w:proofErr w:type="spellEnd"/>
       <w:r>
         <w:rPr>
           <w:rFonts w:ascii="Times New Roman" w:hAnsi="Times New Roman"/>
@@ -2024,6 +1970,7 @@
         </w:rPr>
         <w:t>.</w:t>
       </w:r>
+      <w:proofErr w:type="spellStart"/>
       <w:r>
         <w:rPr>
           <w:rFonts w:ascii="Times New Roman" w:hAnsi="Times New Roman"/>
@@ -2031,6 +1978,7 @@
         </w:rPr>
         <w:t>ru</w:t>
       </w:r>
+      <w:proofErr w:type="spellEnd"/>
       <w:r>
         <w:rPr>
           <w:rFonts w:ascii="Times New Roman" w:hAnsi="Times New Roman"/>
@@ -2051,7 +1999,7 @@
 </file>
 
 <file path=word/numbering.xml><?xml version="1.0" encoding="utf-8"?>
-<w:numbering xmlns:wpc="http://schemas.microsoft.com/office/word/2010/wordprocessingCanvas" xmlns:cx="http://schemas.microsoft.com/office/drawing/2014/chartex" xmlns:cx1="http://schemas.microsoft.com/office/drawing/2015/9/8/chartex" xmlns:cx2="http://schemas.microsoft.com/office/drawing/2015/10/21/chartex" xmlns:cx3="http://schemas.microsoft.com/office/drawing/2016/5/9/chartex" xmlns:cx4="http://schemas.microsoft.com/office/drawing/2016/5/10/chartex" xmlns:cx5="http://schemas.microsoft.com/office/drawing/2016/5/11/chartex" xmlns:cx6="http://schemas.microsoft.com/office/drawing/2016/5/12/chartex" xmlns:cx7="http://schemas.microsoft.com/office/drawing/2016/5/13/chartex" xmlns:cx8="http://schemas.microsoft.com/office/drawing/2016/5/14/chartex" xmlns:mc="http://schemas.openxmlformats.org/markup-compatibility/2006" xmlns:aink="http://schemas.microsoft.com/office/drawing/2016/ink" xmlns:am3d="http://schemas.microsoft.com/office/drawing/2017/model3d" xmlns:o="urn:schemas-microsoft-com:office:office" xmlns:r="http://schemas.openxmlformats.org/officeDocument/2006/relationships" xmlns:m="http://schemas.openxmlformats.org/officeDocument/2006/math" xmlns:v="urn:schemas-microsoft-com:vml" xmlns:wp14="http://schemas.microsoft.com/office/word/2010/wordprocessingDrawing" xmlns:wp="http://schemas.openxmlformats.org/drawingml/2006/wordprocessingDrawing" xmlns:w10="urn:schemas-microsoft-com:office:word" xmlns:w="http://schemas.openxmlformats.org/wordprocessingml/2006/main" xmlns:w14="http://schemas.microsoft.com/office/word/2010/wordml" xmlns:w15="http://schemas.microsoft.com/office/word/2012/wordml" xmlns:w16cex="http://schemas.microsoft.com/office/word/2018/wordml/cex" xmlns:w16cid="http://schemas.microsoft.com/office/word/2016/wordml/cid" xmlns:w16="http://schemas.microsoft.com/office/word/2018/wordml" xmlns:w16sdtdh="http://schemas.microsoft.com/office/word/2020/wordml/sdtdatahash" xmlns:w16se="http://schemas.microsoft.com/office/word/2015/wordml/symex" xmlns:wpg="http://schemas.microsoft.com/office/word/2010/wordprocessingGroup" xmlns:wpi="http://schemas.microsoft.com/office/word/2010/wordprocessingInk" xmlns:wne="http://schemas.microsoft.com/office/word/2006/wordml" xmlns:wps="http://schemas.microsoft.com/office/word/2010/wordprocessingShape" mc:Ignorable="w14 w15 w16se w16cid w16 w16cex w16sdtdh wp14">
+<w:numbering xmlns:wpc="http://schemas.microsoft.com/office/word/2010/wordprocessingCanvas" xmlns:cx="http://schemas.microsoft.com/office/drawing/2014/chartex" xmlns:cx1="http://schemas.microsoft.com/office/drawing/2015/9/8/chartex" xmlns:cx2="http://schemas.microsoft.com/office/drawing/2015/10/21/chartex" xmlns:cx3="http://schemas.microsoft.com/office/drawing/2016/5/9/chartex" xmlns:cx4="http://schemas.microsoft.com/office/drawing/2016/5/10/chartex" xmlns:cx5="http://schemas.microsoft.com/office/drawing/2016/5/11/chartex" xmlns:cx6="http://schemas.microsoft.com/office/drawing/2016/5/12/chartex" xmlns:cx7="http://schemas.microsoft.com/office/drawing/2016/5/13/chartex" xmlns:cx8="http://schemas.microsoft.com/office/drawing/2016/5/14/chartex" xmlns:mc="http://schemas.openxmlformats.org/markup-compatibility/2006" xmlns:aink="http://schemas.microsoft.com/office/drawing/2016/ink" xmlns:am3d="http://schemas.microsoft.com/office/drawing/2017/model3d" xmlns:o="urn:schemas-microsoft-com:office:office" xmlns:oel="http://schemas.microsoft.com/office/2019/extlst" xmlns:r="http://schemas.openxmlformats.org/officeDocument/2006/relationships" xmlns:m="http://schemas.openxmlformats.org/officeDocument/2006/math" xmlns:v="urn:schemas-microsoft-com:vml" xmlns:wp14="http://schemas.microsoft.com/office/word/2010/wordprocessingDrawing" xmlns:wp="http://schemas.openxmlformats.org/drawingml/2006/wordprocessingDrawing" xmlns:w10="urn:schemas-microsoft-com:office:word" xmlns:w="http://schemas.openxmlformats.org/wordprocessingml/2006/main" xmlns:w14="http://schemas.microsoft.com/office/word/2010/wordml" xmlns:w15="http://schemas.microsoft.com/office/word/2012/wordml" xmlns:w16cex="http://schemas.microsoft.com/office/word/2018/wordml/cex" xmlns:w16cid="http://schemas.microsoft.com/office/word/2016/wordml/cid" xmlns:w16="http://schemas.microsoft.com/office/word/2018/wordml" xmlns:w16du="http://schemas.microsoft.com/office/word/2023/wordml/word16du" xmlns:w16sdtdh="http://schemas.microsoft.com/office/word/2020/wordml/sdtdatahash" xmlns:w16sdtfl="http://schemas.microsoft.com/office/word/2024/wordml/sdtformatlock" xmlns:w16se="http://schemas.microsoft.com/office/word/2015/wordml/symex" xmlns:wpg="http://schemas.microsoft.com/office/word/2010/wordprocessingGroup" xmlns:wpi="http://schemas.microsoft.com/office/word/2010/wordprocessingInk" xmlns:wne="http://schemas.microsoft.com/office/word/2006/wordml" xmlns:wps="http://schemas.microsoft.com/office/word/2010/wordprocessingShape" mc:Ignorable="w14 w15 w16se w16cid w16 w16cex w16sdtdh w16sdtfl w16du wp14">
   <w:abstractNum w:abstractNumId="0" w15:restartNumberingAfterBreak="0">
     <w:nsid w:val="FFFFFF7C"/>
     <w:multiLevelType w:val="singleLevel"/>
@@ -2223,38 +2171,38 @@
       </w:rPr>
     </w:lvl>
   </w:abstractNum>
-  <w:num w:numId="1">
+  <w:num w:numId="1" w16cid:durableId="1526752095">
     <w:abstractNumId w:val="8"/>
   </w:num>
-  <w:num w:numId="2">
+  <w:num w:numId="2" w16cid:durableId="2117483775">
     <w:abstractNumId w:val="6"/>
   </w:num>
-  <w:num w:numId="3">
+  <w:num w:numId="3" w16cid:durableId="2061588402">
     <w:abstractNumId w:val="5"/>
   </w:num>
-  <w:num w:numId="4">
+  <w:num w:numId="4" w16cid:durableId="1100489895">
     <w:abstractNumId w:val="4"/>
   </w:num>
-  <w:num w:numId="5">
+  <w:num w:numId="5" w16cid:durableId="86391272">
     <w:abstractNumId w:val="7"/>
   </w:num>
-  <w:num w:numId="6">
+  <w:num w:numId="6" w16cid:durableId="1982534096">
     <w:abstractNumId w:val="3"/>
   </w:num>
-  <w:num w:numId="7">
+  <w:num w:numId="7" w16cid:durableId="1493062580">
     <w:abstractNumId w:val="2"/>
   </w:num>
-  <w:num w:numId="8">
+  <w:num w:numId="8" w16cid:durableId="896237521">
     <w:abstractNumId w:val="1"/>
   </w:num>
-  <w:num w:numId="9">
+  <w:num w:numId="9" w16cid:durableId="1255095318">
     <w:abstractNumId w:val="0"/>
   </w:num>
 </w:numbering>
 </file>
 
 <file path=word/styles.xml><?xml version="1.0" encoding="utf-8"?>
-<w:styles xmlns:mc="http://schemas.openxmlformats.org/markup-compatibility/2006" xmlns:r="http://schemas.openxmlformats.org/officeDocument/2006/relationships" xmlns:w="http://schemas.openxmlformats.org/wordprocessingml/2006/main" xmlns:w14="http://schemas.microsoft.com/office/word/2010/wordml" xmlns:w15="http://schemas.microsoft.com/office/word/2012/wordml" xmlns:w16cex="http://schemas.microsoft.com/office/word/2018/wordml/cex" xmlns:w16cid="http://schemas.microsoft.com/office/word/2016/wordml/cid" xmlns:w16="http://schemas.microsoft.com/office/word/2018/wordml" xmlns:w16sdtdh="http://schemas.microsoft.com/office/word/2020/wordml/sdtdatahash" xmlns:w16se="http://schemas.microsoft.com/office/word/2015/wordml/symex" mc:Ignorable="w14 w15 w16se w16cid w16 w16cex w16sdtdh">
+<w:styles xmlns:mc="http://schemas.openxmlformats.org/markup-compatibility/2006" xmlns:r="http://schemas.openxmlformats.org/officeDocument/2006/relationships" xmlns:w="http://schemas.openxmlformats.org/wordprocessingml/2006/main" xmlns:w14="http://schemas.microsoft.com/office/word/2010/wordml" xmlns:w15="http://schemas.microsoft.com/office/word/2012/wordml" xmlns:w16cex="http://schemas.microsoft.com/office/word/2018/wordml/cex" xmlns:w16cid="http://schemas.microsoft.com/office/word/2016/wordml/cid" xmlns:w16="http://schemas.microsoft.com/office/word/2018/wordml" xmlns:w16du="http://schemas.microsoft.com/office/word/2023/wordml/word16du" xmlns:w16sdtdh="http://schemas.microsoft.com/office/word/2020/wordml/sdtdatahash" xmlns:w16sdtfl="http://schemas.microsoft.com/office/word/2024/wordml/sdtformatlock" xmlns:w16se="http://schemas.microsoft.com/office/word/2015/wordml/symex" mc:Ignorable="w14 w15 w16se w16cid w16 w16cex w16sdtdh w16sdtfl w16du">
   <w:docDefaults>
     <w:rPrDefault>
       <w:rPr>
@@ -2538,11 +2486,6 @@
     <w:lsdException w:name="Book Title" w:uiPriority="33" w:qFormat="1"/>
     <w:lsdException w:name="Bibliography" w:semiHidden="1" w:uiPriority="37" w:unhideWhenUsed="1"/>
     <w:lsdException w:name="TOC Heading" w:semiHidden="1" w:uiPriority="39" w:unhideWhenUsed="1" w:qFormat="1"/>
-    <w:lsdException w:name="Plain Table 5" w:semiHidden="1" w:unhideWhenUsed="1"/>
-    <w:lsdException w:name="Grid Table Light" w:semiHidden="1" w:unhideWhenUsed="1"/>
-    <w:lsdException w:name="Grid Table 1 Light" w:semiHidden="1" w:unhideWhenUsed="1"/>
-    <w:lsdException w:name="Grid Table 2" w:semiHidden="1" w:unhideWhenUsed="1"/>
-    <w:lsdException w:name="Grid Table 3" w:semiHidden="1" w:unhideWhenUsed="1"/>
     <w:lsdException w:name="Grid Table 4" w:uiPriority="49"/>
     <w:lsdException w:name="Grid Table 5 Dark" w:uiPriority="50"/>
     <w:lsdException w:name="Grid Table 6 Colorful" w:uiPriority="51"/>

--- a/docs/Пояснительная записка.docx
+++ b/docs/Пояснительная записка.docx
@@ -1023,6 +1023,7 @@
         <w:rPr>
           <w:rFonts w:asciiTheme="minorHAnsi" w:hAnsiTheme="minorHAnsi"/>
           <w:sz w:val="22"/>
+          <w:lang w:val="ru-RU"/>
         </w:rPr>
       </w:pPr>
     </w:p>
@@ -1033,6 +1034,7 @@
         <w:rPr>
           <w:rFonts w:asciiTheme="minorHAnsi" w:hAnsiTheme="minorHAnsi"/>
           <w:sz w:val="22"/>
+          <w:lang w:val="ru-RU"/>
         </w:rPr>
       </w:pPr>
     </w:p>
@@ -6088,7 +6090,7 @@
     <w:p>
       <w:pPr>
         <w:pStyle w:val="1"/>
-        <w:spacing w:before="240" w:after="240"/>
+        <w:spacing w:before="0"/>
         <w:ind w:firstLine="709"/>
         <w:rPr>
           <w:color w:val="auto"/>
@@ -6110,7 +6112,6 @@
     <w:p>
       <w:pPr>
         <w:pStyle w:val="21"/>
-        <w:spacing w:before="240" w:after="120"/>
         <w:rPr>
           <w:color w:val="auto"/>
           <w:lang w:val="ru-RU"/>
@@ -6321,20 +6322,13 @@
           <w:rFonts w:eastAsia="Times New Roman"/>
           <w:lang w:val="ru-RU"/>
         </w:rPr>
-        <w:t xml:space="preserve">, что позволяет </w:t>
-      </w:r>
-      <w:r>
-        <w:rPr>
-          <w:rFonts w:eastAsia="Times New Roman"/>
-          <w:lang w:val="ru-RU"/>
+        <w:t xml:space="preserve">, что позволяет совместить серверную и клиентскую логику в одном приложении. Такая </w:t>
+      </w:r>
+      <w:r>
+        <w:rPr>
+          <w:rFonts w:eastAsia="Times New Roman"/>
         </w:rPr>
         <w:lastRenderedPageBreak/>
-        <w:t xml:space="preserve">совместить серверную и клиентскую логику в одном приложении. Такая </w:t>
-      </w:r>
-      <w:r>
-        <w:rPr>
-          <w:rFonts w:eastAsia="Times New Roman"/>
-        </w:rPr>
         <w:t>full</w:t>
       </w:r>
       <w:r>
@@ -6445,7 +6439,6 @@
     <w:p>
       <w:pPr>
         <w:pStyle w:val="21"/>
-        <w:spacing w:before="240" w:after="120"/>
         <w:rPr>
           <w:color w:val="auto"/>
           <w:lang w:val="ru-RU"/>
@@ -6605,15 +6598,22 @@
         <w:rPr>
           <w:rFonts w:eastAsia="Times New Roman"/>
         </w:rPr>
+        <w:t>Eventbrite</w:t>
+      </w:r>
+      <w:r>
+        <w:rPr>
+          <w:rFonts w:eastAsia="Times New Roman"/>
+          <w:lang w:val="ru-RU"/>
+        </w:rPr>
+        <w:t xml:space="preserve"> — международная платформа для организации мероприятий, позволяющая создавать страницы событий, продавать билеты (в том числе бесплатные), управлять регистрацией и проводить </w:t>
+      </w:r>
+      <w:r>
+        <w:rPr>
+          <w:rFonts w:eastAsia="Times New Roman"/>
+          <w:lang w:val="ru-RU"/>
+        </w:rPr>
         <w:lastRenderedPageBreak/>
-        <w:t>Eventbrite</w:t>
-      </w:r>
-      <w:r>
-        <w:rPr>
-          <w:rFonts w:eastAsia="Times New Roman"/>
-          <w:lang w:val="ru-RU"/>
-        </w:rPr>
-        <w:t xml:space="preserve"> — международная платформа для организации мероприятий, позволяющая создавать страницы событий, продавать билеты (в том числе бесплатные), управлять регистрацией и проводить маркетинговые кампании. Является одним из лидеров мирового рынка, но недоступна для самостоятельного развёртывания.</w:t>
+        <w:t>маркетинговые кампании. Является одним из лидеров мирового рынка, но недоступна для самостоятельного развёртывания.</w:t>
       </w:r>
     </w:p>
     <w:p>
@@ -6674,7 +6674,7 @@
     <w:p>
       <w:pPr>
         <w:pStyle w:val="21"/>
-        <w:spacing w:before="240" w:after="120"/>
+        <w:ind w:firstLine="720"/>
         <w:rPr>
           <w:color w:val="auto"/>
           <w:lang w:val="ru-RU"/>
@@ -7016,60 +7016,67 @@
           <w:rFonts w:eastAsia="Times New Roman"/>
           <w:lang w:val="ru-RU"/>
         </w:rPr>
+        <w:t xml:space="preserve">В качестве языка программирования выбран </w:t>
+      </w:r>
+      <w:r>
+        <w:rPr>
+          <w:rFonts w:eastAsia="Times New Roman"/>
+        </w:rPr>
+        <w:t>TypeScript</w:t>
+      </w:r>
+      <w:r>
+        <w:rPr>
+          <w:rFonts w:eastAsia="Times New Roman"/>
+          <w:lang w:val="ru-RU"/>
+        </w:rPr>
+        <w:t xml:space="preserve"> — статически типизированное надмножество </w:t>
+      </w:r>
+      <w:r>
+        <w:rPr>
+          <w:rFonts w:eastAsia="Times New Roman"/>
+        </w:rPr>
+        <w:t>JavaScript</w:t>
+      </w:r>
+      <w:r>
+        <w:rPr>
+          <w:rFonts w:eastAsia="Times New Roman"/>
+          <w:lang w:val="ru-RU"/>
+        </w:rPr>
+        <w:t xml:space="preserve">. Использование </w:t>
+      </w:r>
+      <w:r>
+        <w:rPr>
+          <w:rFonts w:eastAsia="Times New Roman"/>
+        </w:rPr>
+        <w:t>TypeScript</w:t>
+      </w:r>
+      <w:r>
+        <w:rPr>
+          <w:rFonts w:eastAsia="Times New Roman"/>
+          <w:lang w:val="ru-RU"/>
+        </w:rPr>
+        <w:t xml:space="preserve"> обеспечивает выявление ошибок на этапе компиляции, улучшает читаемость кода и упрощает его поддержку. </w:t>
+      </w:r>
+      <w:r>
+        <w:rPr>
+          <w:rFonts w:eastAsia="Times New Roman"/>
+        </w:rPr>
+        <w:t>TypeScript</w:t>
+      </w:r>
+      <w:r>
+        <w:rPr>
+          <w:rFonts w:eastAsia="Times New Roman"/>
+          <w:lang w:val="ru-RU"/>
+        </w:rPr>
+        <w:t xml:space="preserve"> </w:t>
+      </w:r>
+      <w:r>
+        <w:rPr>
+          <w:rFonts w:eastAsia="Times New Roman"/>
+          <w:lang w:val="ru-RU"/>
+        </w:rPr>
         <w:lastRenderedPageBreak/>
-        <w:t xml:space="preserve">В качестве языка программирования выбран </w:t>
-      </w:r>
-      <w:r>
-        <w:rPr>
-          <w:rFonts w:eastAsia="Times New Roman"/>
-        </w:rPr>
-        <w:t>TypeScript</w:t>
-      </w:r>
-      <w:r>
-        <w:rPr>
-          <w:rFonts w:eastAsia="Times New Roman"/>
-          <w:lang w:val="ru-RU"/>
-        </w:rPr>
-        <w:t xml:space="preserve"> — статически типизированное надмножество </w:t>
-      </w:r>
-      <w:r>
-        <w:rPr>
-          <w:rFonts w:eastAsia="Times New Roman"/>
-        </w:rPr>
-        <w:t>JavaScript</w:t>
-      </w:r>
-      <w:r>
-        <w:rPr>
-          <w:rFonts w:eastAsia="Times New Roman"/>
-          <w:lang w:val="ru-RU"/>
-        </w:rPr>
-        <w:t xml:space="preserve">. Использование </w:t>
-      </w:r>
-      <w:r>
-        <w:rPr>
-          <w:rFonts w:eastAsia="Times New Roman"/>
-        </w:rPr>
-        <w:t>TypeScript</w:t>
-      </w:r>
-      <w:r>
-        <w:rPr>
-          <w:rFonts w:eastAsia="Times New Roman"/>
-          <w:lang w:val="ru-RU"/>
-        </w:rPr>
-        <w:t xml:space="preserve"> обеспечивает выявление ошибок на этапе компиляции, улучшает читаемость кода и упрощает его поддержку. </w:t>
-      </w:r>
-      <w:r>
-        <w:rPr>
-          <w:rFonts w:eastAsia="Times New Roman"/>
-        </w:rPr>
-        <w:t>TypeScript</w:t>
-      </w:r>
-      <w:r>
-        <w:rPr>
-          <w:rFonts w:eastAsia="Times New Roman"/>
-          <w:lang w:val="ru-RU"/>
-        </w:rPr>
-        <w:t xml:space="preserve"> применяется как на клиенте, так и на сервере, что обеспечивает единообразие разработки.</w:t>
+        <w:t>применяется как на клиенте, так и на сервере, что обеспечивает единообразие разработки.</w:t>
       </w:r>
     </w:p>
     <w:p>
@@ -7788,7 +7795,6 @@
           <w:rFonts w:eastAsia="Times New Roman"/>
           <w:lang w:val="ru-RU"/>
         </w:rPr>
-        <w:lastRenderedPageBreak/>
         <w:t>Выбранный стек технологий является современным, широко распространённым и хорошо документированным, что обеспечивает возможность дальнейшего развития проекта и его поддержки.</w:t>
       </w:r>
     </w:p>
@@ -7808,7 +7814,7 @@
     <w:p>
       <w:pPr>
         <w:pStyle w:val="1"/>
-        <w:spacing w:before="240" w:after="240"/>
+        <w:spacing w:before="0"/>
         <w:ind w:firstLine="709"/>
         <w:rPr>
           <w:color w:val="auto"/>
@@ -7830,7 +7836,6 @@
     <w:p>
       <w:pPr>
         <w:pStyle w:val="21"/>
-        <w:spacing w:before="240" w:after="120"/>
         <w:rPr>
           <w:color w:val="auto"/>
           <w:lang w:val="ru-RU"/>
@@ -7850,7 +7855,7 @@
     </w:p>
     <w:p>
       <w:pPr>
-        <w:ind w:left="709"/>
+        <w:ind w:firstLine="709"/>
         <w:jc w:val="both"/>
         <w:rPr>
           <w:lang w:val="ru-RU"/>
@@ -7861,7 +7866,7 @@
           <w:rFonts w:eastAsia="Times New Roman"/>
           <w:lang w:val="ru-RU"/>
         </w:rPr>
-        <w:t xml:space="preserve">1. Регистрация и аутентификация пользователей. Приложение должно обеспечивать регистрацию по </w:t>
+        <w:t xml:space="preserve">Регистрация и аутентификация пользователей. Приложение должно обеспечивать регистрацию по </w:t>
       </w:r>
       <w:r>
         <w:rPr>
@@ -7948,7 +7953,7 @@
     </w:p>
     <w:p>
       <w:pPr>
-        <w:ind w:left="709"/>
+        <w:ind w:firstLine="709"/>
         <w:jc w:val="both"/>
         <w:rPr>
           <w:lang w:val="ru-RU"/>
@@ -7959,12 +7964,12 @@
           <w:rFonts w:eastAsia="Times New Roman"/>
           <w:lang w:val="ru-RU"/>
         </w:rPr>
-        <w:t>2. Ролевая модель. Приложение должно поддерживать три роли:</w:t>
+        <w:t>Ролевая модель. Приложение должно поддерживать три роли:</w:t>
       </w:r>
     </w:p>
     <w:p>
       <w:pPr>
-        <w:ind w:left="709"/>
+        <w:ind w:firstLine="709"/>
         <w:jc w:val="both"/>
         <w:rPr>
           <w:lang w:val="ru-RU"/>
@@ -7993,7 +7998,7 @@
     </w:p>
     <w:p>
       <w:pPr>
-        <w:ind w:left="709"/>
+        <w:ind w:firstLine="709"/>
         <w:jc w:val="both"/>
         <w:rPr>
           <w:lang w:val="ru-RU"/>
@@ -8022,7 +8027,7 @@
     </w:p>
     <w:p>
       <w:pPr>
-        <w:ind w:left="709"/>
+        <w:ind w:firstLine="709"/>
         <w:jc w:val="both"/>
         <w:rPr>
           <w:lang w:val="ru-RU"/>
@@ -8051,7 +8056,7 @@
     </w:p>
     <w:p>
       <w:pPr>
-        <w:ind w:left="709"/>
+        <w:ind w:firstLine="709"/>
         <w:jc w:val="both"/>
         <w:rPr>
           <w:lang w:val="ru-RU"/>
@@ -8062,12 +8067,12 @@
           <w:rFonts w:eastAsia="Times New Roman"/>
           <w:lang w:val="ru-RU"/>
         </w:rPr>
-        <w:t>3. Просмотр каталога мероприятий. Приложение должно предоставлять страницу каталога со следующими возможностями:</w:t>
+        <w:t>Просмотр каталога мероприятий. Приложение должно предоставлять страницу каталога со следующими возможностями:</w:t>
       </w:r>
     </w:p>
     <w:p>
       <w:pPr>
-        <w:ind w:left="709"/>
+        <w:ind w:firstLine="709"/>
         <w:jc w:val="both"/>
         <w:rPr>
           <w:lang w:val="ru-RU"/>
@@ -8083,7 +8088,7 @@
     </w:p>
     <w:p>
       <w:pPr>
-        <w:ind w:left="709"/>
+        <w:ind w:firstLine="709"/>
         <w:jc w:val="both"/>
         <w:rPr>
           <w:lang w:val="ru-RU"/>
@@ -8099,7 +8104,7 @@
     </w:p>
     <w:p>
       <w:pPr>
-        <w:ind w:left="709"/>
+        <w:ind w:firstLine="709"/>
         <w:jc w:val="both"/>
         <w:rPr>
           <w:lang w:val="ru-RU"/>
@@ -8115,7 +8120,7 @@
     </w:p>
     <w:p>
       <w:pPr>
-        <w:ind w:left="709"/>
+        <w:ind w:firstLine="709"/>
         <w:jc w:val="both"/>
         <w:rPr>
           <w:lang w:val="ru-RU"/>
@@ -8131,7 +8136,7 @@
     </w:p>
     <w:p>
       <w:pPr>
-        <w:ind w:left="709"/>
+        <w:ind w:firstLine="709"/>
         <w:jc w:val="both"/>
         <w:rPr>
           <w:lang w:val="ru-RU"/>
@@ -8147,7 +8152,7 @@
     </w:p>
     <w:p>
       <w:pPr>
-        <w:ind w:left="709"/>
+        <w:ind w:firstLine="709"/>
         <w:jc w:val="both"/>
         <w:rPr>
           <w:lang w:val="ru-RU"/>
@@ -8158,12 +8163,12 @@
           <w:rFonts w:eastAsia="Times New Roman"/>
           <w:lang w:val="ru-RU"/>
         </w:rPr>
-        <w:t>4. Карточка мероприятия. Приложение должно предоставлять отдельную страницу для каждого мероприятия с описанием, датами, местом проведения, изображениями, типами билетов с ценами и доступным количеством, рейтингом и отзывами.</w:t>
+        <w:t>Карточка мероприятия. Приложение должно предоставлять отдельную страницу для каждого мероприятия с описанием, датами, местом проведения, изображениями, типами билетов с ценами и доступным количеством, рейтингом и отзывами.</w:t>
       </w:r>
     </w:p>
     <w:p>
       <w:pPr>
-        <w:ind w:left="709"/>
+        <w:ind w:firstLine="709"/>
         <w:jc w:val="both"/>
         <w:rPr>
           <w:lang w:val="ru-RU"/>
@@ -8174,12 +8179,12 @@
           <w:rFonts w:eastAsia="Times New Roman"/>
           <w:lang w:val="ru-RU"/>
         </w:rPr>
-        <w:t>5. Выбор билетов и корзина. Приложение должно обеспечивать:</w:t>
+        <w:t>Выбор билетов и корзина. Приложение должно обеспечивать:</w:t>
       </w:r>
     </w:p>
     <w:p>
       <w:pPr>
-        <w:ind w:left="709"/>
+        <w:ind w:firstLine="709"/>
         <w:jc w:val="both"/>
         <w:rPr>
           <w:lang w:val="ru-RU"/>
@@ -8195,7 +8200,7 @@
     </w:p>
     <w:p>
       <w:pPr>
-        <w:ind w:left="709"/>
+        <w:ind w:firstLine="709"/>
         <w:jc w:val="both"/>
         <w:rPr>
           <w:lang w:val="ru-RU"/>
@@ -8211,7 +8216,7 @@
     </w:p>
     <w:p>
       <w:pPr>
-        <w:ind w:left="709"/>
+        <w:ind w:firstLine="709"/>
         <w:jc w:val="both"/>
         <w:rPr>
           <w:lang w:val="ru-RU"/>
@@ -8222,13 +8227,12 @@
           <w:rFonts w:eastAsia="Times New Roman"/>
           <w:lang w:val="ru-RU"/>
         </w:rPr>
-        <w:lastRenderedPageBreak/>
         <w:t>– просмотр и редактирование корзины;</w:t>
       </w:r>
     </w:p>
     <w:p>
       <w:pPr>
-        <w:ind w:left="709"/>
+        <w:ind w:firstLine="709"/>
         <w:jc w:val="both"/>
         <w:rPr>
           <w:lang w:val="ru-RU"/>
@@ -8239,12 +8243,13 @@
           <w:rFonts w:eastAsia="Times New Roman"/>
           <w:lang w:val="ru-RU"/>
         </w:rPr>
+        <w:lastRenderedPageBreak/>
         <w:t>– автоматический расчёт суммы заказа;</w:t>
       </w:r>
     </w:p>
     <w:p>
       <w:pPr>
-        <w:ind w:left="709"/>
+        <w:ind w:firstLine="709"/>
         <w:jc w:val="both"/>
         <w:rPr>
           <w:lang w:val="ru-RU"/>
@@ -8275,7 +8280,7 @@
     </w:p>
     <w:p>
       <w:pPr>
-        <w:ind w:left="709"/>
+        <w:ind w:firstLine="709"/>
         <w:jc w:val="both"/>
         <w:rPr>
           <w:lang w:val="ru-RU"/>
@@ -8286,7 +8291,7 @@
           <w:rFonts w:eastAsia="Times New Roman"/>
           <w:lang w:val="ru-RU"/>
         </w:rPr>
-        <w:t>6. Оформление бронирования. Приложение должно обеспечивать оформление бронирования с генерацией уникального кода подтверждения (</w:t>
+        <w:t>Оформление бронирования. Приложение должно обеспечивать оформление бронирования с генерацией уникального кода подтверждения (</w:t>
       </w:r>
       <w:proofErr w:type="spellStart"/>
       <w:r>
@@ -8306,7 +8311,7 @@
     </w:p>
     <w:p>
       <w:pPr>
-        <w:ind w:left="709"/>
+        <w:ind w:firstLine="709"/>
         <w:jc w:val="both"/>
         <w:rPr>
           <w:lang w:val="ru-RU"/>
@@ -8317,12 +8322,12 @@
           <w:rFonts w:eastAsia="Times New Roman"/>
           <w:lang w:val="ru-RU"/>
         </w:rPr>
-        <w:t>7. Личный кабинет. Приложение должно предоставлять авторизованному пользователю страницу профиля с историей бронирований и их статусов.</w:t>
+        <w:t>Личный кабинет. Приложение должно предоставлять авторизованному пользователю страницу профиля с историей бронирований и их статусов.</w:t>
       </w:r>
     </w:p>
     <w:p>
       <w:pPr>
-        <w:ind w:left="709"/>
+        <w:ind w:firstLine="709"/>
         <w:jc w:val="both"/>
         <w:rPr>
           <w:lang w:val="ru-RU"/>
@@ -8333,12 +8338,12 @@
           <w:rFonts w:eastAsia="Times New Roman"/>
           <w:lang w:val="ru-RU"/>
         </w:rPr>
-        <w:t>8. Создание мероприятий (для организаторов). Приложение должно предоставлять форму создания мероприятия с указанием названия, описания, категории, дат, места проведения, типов билетов и цен.</w:t>
+        <w:t>Создание мероприятий (для организаторов). Приложение должно предоставлять форму создания мероприятия с указанием названия, описания, категории, дат, места проведения, типов билетов и цен.</w:t>
       </w:r>
     </w:p>
     <w:p>
       <w:pPr>
-        <w:ind w:left="709"/>
+        <w:ind w:firstLine="709"/>
         <w:jc w:val="both"/>
         <w:rPr>
           <w:lang w:val="ru-RU"/>
@@ -8349,13 +8354,12 @@
           <w:rFonts w:eastAsia="Times New Roman"/>
           <w:lang w:val="ru-RU"/>
         </w:rPr>
-        <w:t>9. Административная панель. Приложение должно предоставлять администратору панель управления для просмотра и управления всеми мероприятиями и пользователями.</w:t>
+        <w:t>Административная панель. Приложение должно предоставлять администратору панель управления для просмотра и управления всеми мероприятиями и пользователями.</w:t>
       </w:r>
     </w:p>
     <w:p>
       <w:pPr>
         <w:pStyle w:val="21"/>
-        <w:spacing w:before="240" w:after="120"/>
         <w:rPr>
           <w:color w:val="auto"/>
           <w:lang w:val="ru-RU"/>
@@ -8375,7 +8379,7 @@
     </w:p>
     <w:p>
       <w:pPr>
-        <w:ind w:left="709"/>
+        <w:ind w:firstLine="709"/>
         <w:jc w:val="both"/>
         <w:rPr>
           <w:lang w:val="ru-RU"/>
@@ -8386,7 +8390,7 @@
           <w:rFonts w:eastAsia="Times New Roman"/>
           <w:lang w:val="ru-RU"/>
         </w:rPr>
-        <w:t xml:space="preserve">1. Архитектура. Приложение должно быть построено на базе </w:t>
+        <w:t xml:space="preserve">Архитектура. Приложение должно быть построено на базе </w:t>
       </w:r>
       <w:r>
         <w:rPr>
@@ -8471,7 +8475,7 @@
     </w:p>
     <w:p>
       <w:pPr>
-        <w:ind w:left="709"/>
+        <w:ind w:firstLine="709"/>
         <w:jc w:val="both"/>
         <w:rPr>
           <w:lang w:val="ru-RU"/>
@@ -8482,7 +8486,14 @@
           <w:rFonts w:eastAsia="Times New Roman"/>
           <w:lang w:val="ru-RU"/>
         </w:rPr>
-        <w:t xml:space="preserve">2. Технологии. Серверная и клиентская части должны быть реализованы на языке </w:t>
+        <w:t>Т</w:t>
+      </w:r>
+      <w:r>
+        <w:rPr>
+          <w:rFonts w:eastAsia="Times New Roman"/>
+          <w:lang w:val="ru-RU"/>
+        </w:rPr>
+        <w:t xml:space="preserve">ехнологии. Серверная и клиентская части должны быть реализованы на языке </w:t>
       </w:r>
       <w:r>
         <w:rPr>
@@ -8662,7 +8673,7 @@
     </w:p>
     <w:p>
       <w:pPr>
-        <w:ind w:left="709"/>
+        <w:ind w:firstLine="709"/>
         <w:jc w:val="both"/>
         <w:rPr>
           <w:lang w:val="ru-RU"/>
@@ -8673,7 +8684,7 @@
           <w:rFonts w:eastAsia="Times New Roman"/>
           <w:lang w:val="ru-RU"/>
         </w:rPr>
-        <w:t xml:space="preserve">3. Контейнеризация. Приложение должно быть упаковано в </w:t>
+        <w:t xml:space="preserve">Контейнеризация. Приложение должно быть упаковано в </w:t>
       </w:r>
       <w:r>
         <w:rPr>
@@ -8714,15 +8725,7 @@
           <w:rFonts w:eastAsia="Times New Roman"/>
           <w:lang w:val="ru-RU"/>
         </w:rPr>
-        <w:t xml:space="preserve"> </w:t>
-      </w:r>
-      <w:r>
-        <w:rPr>
-          <w:rFonts w:eastAsia="Times New Roman"/>
-          <w:lang w:val="ru-RU"/>
-        </w:rPr>
-        <w:lastRenderedPageBreak/>
-        <w:t>(</w:t>
+        <w:t xml:space="preserve"> (</w:t>
       </w:r>
       <w:r>
         <w:rPr>
@@ -8782,7 +8785,7 @@
     </w:p>
     <w:p>
       <w:pPr>
-        <w:ind w:left="709"/>
+        <w:ind w:firstLine="709"/>
         <w:jc w:val="both"/>
         <w:rPr>
           <w:lang w:val="ru-RU"/>
@@ -8793,7 +8796,7 @@
           <w:rFonts w:eastAsia="Times New Roman"/>
           <w:lang w:val="ru-RU"/>
         </w:rPr>
-        <w:t>4. Безопасность. Пароли должны храниться в хешированном виде (</w:t>
+        <w:t>Безопасность. Пароли должны храниться в хешированном виде (</w:t>
       </w:r>
       <w:proofErr w:type="spellStart"/>
       <w:r>
@@ -8849,7 +8852,15 @@
           <w:rFonts w:eastAsia="Times New Roman"/>
           <w:lang w:val="ru-RU"/>
         </w:rPr>
-        <w:t xml:space="preserve">. Защита маршрутов должна реализовываться на уровне </w:t>
+        <w:t xml:space="preserve">. Защита </w:t>
+      </w:r>
+      <w:r>
+        <w:rPr>
+          <w:rFonts w:eastAsia="Times New Roman"/>
+          <w:lang w:val="ru-RU"/>
+        </w:rPr>
+        <w:lastRenderedPageBreak/>
+        <w:t xml:space="preserve">маршрутов должна реализовываться на уровне </w:t>
       </w:r>
       <w:r>
         <w:rPr>
@@ -8919,7 +8930,7 @@
     </w:p>
     <w:p>
       <w:pPr>
-        <w:ind w:left="709"/>
+        <w:ind w:firstLine="709"/>
         <w:jc w:val="both"/>
         <w:rPr>
           <w:lang w:val="ru-RU"/>
@@ -8930,7 +8941,7 @@
           <w:rFonts w:eastAsia="Times New Roman"/>
           <w:lang w:val="ru-RU"/>
         </w:rPr>
-        <w:t xml:space="preserve">5. Ролевая модель доступа. Доступ к функциям создания мероприятий и административной панели должен ограничиваться ролями пользователя. Защита должна реализовываться как на уровне </w:t>
+        <w:t xml:space="preserve">Ролевая модель доступа. Доступ к функциям создания мероприятий и административной панели должен ограничиваться ролями пользователя. Защита должна реализовываться как на уровне </w:t>
       </w:r>
       <w:r>
         <w:rPr>
@@ -8987,7 +8998,7 @@
     </w:p>
     <w:p>
       <w:pPr>
-        <w:ind w:left="709"/>
+        <w:ind w:firstLine="709"/>
         <w:jc w:val="both"/>
         <w:rPr>
           <w:lang w:val="ru-RU"/>
@@ -8998,12 +9009,12 @@
           <w:rFonts w:eastAsia="Times New Roman"/>
           <w:lang w:val="ru-RU"/>
         </w:rPr>
-        <w:t>6. Адаптивность. Пользовательский интерфейс должен быть адаптивным и корректно отображаться на мобильных, планшетных и десктоп-устройствах.</w:t>
+        <w:t>Адаптивность. Пользовательский интерфейс должен быть адаптивным и корректно отображаться на мобильных, планшетных и десктоп-устройствах.</w:t>
       </w:r>
     </w:p>
     <w:p>
       <w:pPr>
-        <w:ind w:left="709"/>
+        <w:ind w:firstLine="709"/>
         <w:jc w:val="both"/>
         <w:rPr>
           <w:lang w:val="ru-RU"/>
@@ -9014,7 +9025,7 @@
           <w:rFonts w:eastAsia="Times New Roman"/>
           <w:lang w:val="ru-RU"/>
         </w:rPr>
-        <w:t xml:space="preserve">7. Воспроизводимость. Проект должен храниться в системе контроля версий </w:t>
+        <w:t xml:space="preserve">Воспроизводимость. Проект должен храниться в системе контроля версий </w:t>
       </w:r>
       <w:r>
         <w:rPr>
@@ -9045,7 +9056,7 @@
     </w:p>
     <w:p>
       <w:pPr>
-        <w:ind w:left="709"/>
+        <w:ind w:firstLine="709"/>
         <w:jc w:val="both"/>
         <w:rPr>
           <w:lang w:val="ru-RU"/>
@@ -9056,7 +9067,7 @@
           <w:rFonts w:eastAsia="Times New Roman"/>
           <w:lang w:val="ru-RU"/>
         </w:rPr>
-        <w:t>8. Производительность. Главная страница должна использовать серверный рендеринг (</w:t>
+        <w:t>Производительность. Главная страница должна использовать серверный рендеринг (</w:t>
       </w:r>
       <w:r>
         <w:rPr>
@@ -9088,7 +9099,7 @@
     <w:p>
       <w:pPr>
         <w:pStyle w:val="1"/>
-        <w:spacing w:before="240" w:after="240"/>
+        <w:spacing w:before="0"/>
         <w:ind w:firstLine="709"/>
         <w:rPr>
           <w:color w:val="auto"/>
@@ -9110,7 +9121,6 @@
     <w:p>
       <w:pPr>
         <w:pStyle w:val="21"/>
-        <w:spacing w:before="240" w:after="120"/>
         <w:rPr>
           <w:color w:val="auto"/>
           <w:lang w:val="ru-RU"/>
@@ -9413,6 +9423,7 @@
         <w:spacing w:before="120" w:after="120"/>
         <w:jc w:val="center"/>
         <w:rPr>
+          <w:rFonts w:eastAsia="Times New Roman"/>
           <w:lang w:val="ru-RU"/>
         </w:rPr>
       </w:pPr>
@@ -9426,6 +9437,15 @@
     </w:p>
     <w:p>
       <w:pPr>
+        <w:spacing w:before="120" w:after="120"/>
+        <w:jc w:val="center"/>
+        <w:rPr>
+          <w:lang w:val="ru-RU"/>
+        </w:rPr>
+      </w:pPr>
+    </w:p>
+    <w:p>
+      <w:pPr>
         <w:ind w:firstLine="709"/>
         <w:jc w:val="both"/>
         <w:rPr>
@@ -10666,7 +10686,6 @@
     <w:p>
       <w:pPr>
         <w:pStyle w:val="21"/>
-        <w:spacing w:before="240" w:after="120"/>
         <w:rPr>
           <w:color w:val="auto"/>
           <w:lang w:val="ru-RU"/>
@@ -10865,7 +10884,7 @@
       <w:tr>
         <w:tc>
           <w:tcPr>
-            <w:tcW w:w="3230" w:type="dxa"/>
+            <w:tcW w:w="3071" w:type="dxa"/>
             <w:vAlign w:val="center"/>
           </w:tcPr>
           <w:p>
@@ -10886,7 +10905,7 @@
         </w:tc>
         <w:tc>
           <w:tcPr>
-            <w:tcW w:w="3230" w:type="dxa"/>
+            <w:tcW w:w="3113" w:type="dxa"/>
             <w:vAlign w:val="center"/>
           </w:tcPr>
           <w:p>
@@ -10923,7 +10942,7 @@
         </w:tc>
         <w:tc>
           <w:tcPr>
-            <w:tcW w:w="3230" w:type="dxa"/>
+            <w:tcW w:w="3103" w:type="dxa"/>
             <w:vAlign w:val="center"/>
           </w:tcPr>
           <w:p>
@@ -10946,7 +10965,7 @@
       <w:tr>
         <w:tc>
           <w:tcPr>
-            <w:tcW w:w="3230" w:type="dxa"/>
+            <w:tcW w:w="3071" w:type="dxa"/>
             <w:vAlign w:val="center"/>
           </w:tcPr>
           <w:p>
@@ -10965,7 +10984,7 @@
         </w:tc>
         <w:tc>
           <w:tcPr>
-            <w:tcW w:w="3230" w:type="dxa"/>
+            <w:tcW w:w="3113" w:type="dxa"/>
             <w:vAlign w:val="center"/>
           </w:tcPr>
           <w:p>
@@ -10984,7 +11003,7 @@
         </w:tc>
         <w:tc>
           <w:tcPr>
-            <w:tcW w:w="3230" w:type="dxa"/>
+            <w:tcW w:w="3103" w:type="dxa"/>
             <w:vAlign w:val="center"/>
           </w:tcPr>
           <w:p>
@@ -11039,7 +11058,7 @@
       <w:tr>
         <w:tc>
           <w:tcPr>
-            <w:tcW w:w="3230" w:type="dxa"/>
+            <w:tcW w:w="3071" w:type="dxa"/>
             <w:vAlign w:val="center"/>
           </w:tcPr>
           <w:p>
@@ -11058,7 +11077,7 @@
         </w:tc>
         <w:tc>
           <w:tcPr>
-            <w:tcW w:w="3230" w:type="dxa"/>
+            <w:tcW w:w="3113" w:type="dxa"/>
             <w:vAlign w:val="center"/>
           </w:tcPr>
           <w:p>
@@ -11086,7 +11105,7 @@
         </w:tc>
         <w:tc>
           <w:tcPr>
-            <w:tcW w:w="3230" w:type="dxa"/>
+            <w:tcW w:w="3103" w:type="dxa"/>
             <w:vAlign w:val="center"/>
           </w:tcPr>
           <w:p>
@@ -11109,7 +11128,7 @@
       <w:tr>
         <w:tc>
           <w:tcPr>
-            <w:tcW w:w="3230" w:type="dxa"/>
+            <w:tcW w:w="3071" w:type="dxa"/>
             <w:vAlign w:val="center"/>
           </w:tcPr>
           <w:p>
@@ -11128,7 +11147,7 @@
         </w:tc>
         <w:tc>
           <w:tcPr>
-            <w:tcW w:w="3230" w:type="dxa"/>
+            <w:tcW w:w="3113" w:type="dxa"/>
             <w:vAlign w:val="center"/>
           </w:tcPr>
           <w:p>
@@ -11147,7 +11166,7 @@
         </w:tc>
         <w:tc>
           <w:tcPr>
-            <w:tcW w:w="3230" w:type="dxa"/>
+            <w:tcW w:w="3103" w:type="dxa"/>
             <w:vAlign w:val="center"/>
           </w:tcPr>
           <w:p>
@@ -11170,7 +11189,7 @@
       <w:tr>
         <w:tc>
           <w:tcPr>
-            <w:tcW w:w="3230" w:type="dxa"/>
+            <w:tcW w:w="3071" w:type="dxa"/>
             <w:vAlign w:val="center"/>
           </w:tcPr>
           <w:p>
@@ -11189,7 +11208,7 @@
         </w:tc>
         <w:tc>
           <w:tcPr>
-            <w:tcW w:w="3230" w:type="dxa"/>
+            <w:tcW w:w="3113" w:type="dxa"/>
             <w:vAlign w:val="center"/>
           </w:tcPr>
           <w:p>
@@ -11208,7 +11227,7 @@
         </w:tc>
         <w:tc>
           <w:tcPr>
-            <w:tcW w:w="3230" w:type="dxa"/>
+            <w:tcW w:w="3103" w:type="dxa"/>
             <w:vAlign w:val="center"/>
           </w:tcPr>
           <w:p>
@@ -11247,7 +11266,7 @@
       <w:tr>
         <w:tc>
           <w:tcPr>
-            <w:tcW w:w="3230" w:type="dxa"/>
+            <w:tcW w:w="3071" w:type="dxa"/>
             <w:vAlign w:val="center"/>
           </w:tcPr>
           <w:p>
@@ -11266,7 +11285,7 @@
         </w:tc>
         <w:tc>
           <w:tcPr>
-            <w:tcW w:w="3230" w:type="dxa"/>
+            <w:tcW w:w="3113" w:type="dxa"/>
             <w:vAlign w:val="center"/>
           </w:tcPr>
           <w:p>
@@ -11294,7 +11313,7 @@
         </w:tc>
         <w:tc>
           <w:tcPr>
-            <w:tcW w:w="3230" w:type="dxa"/>
+            <w:tcW w:w="3103" w:type="dxa"/>
             <w:vAlign w:val="center"/>
           </w:tcPr>
           <w:p>
@@ -11317,7 +11336,7 @@
       <w:tr>
         <w:tc>
           <w:tcPr>
-            <w:tcW w:w="3230" w:type="dxa"/>
+            <w:tcW w:w="3071" w:type="dxa"/>
             <w:vAlign w:val="center"/>
           </w:tcPr>
           <w:p>
@@ -11338,7 +11357,7 @@
         </w:tc>
         <w:tc>
           <w:tcPr>
-            <w:tcW w:w="3230" w:type="dxa"/>
+            <w:tcW w:w="3113" w:type="dxa"/>
             <w:vAlign w:val="center"/>
           </w:tcPr>
           <w:p>
@@ -11357,7 +11376,7 @@
         </w:tc>
         <w:tc>
           <w:tcPr>
-            <w:tcW w:w="3230" w:type="dxa"/>
+            <w:tcW w:w="3103" w:type="dxa"/>
             <w:vAlign w:val="center"/>
           </w:tcPr>
           <w:p>
@@ -11380,7 +11399,7 @@
       <w:tr>
         <w:tc>
           <w:tcPr>
-            <w:tcW w:w="3230" w:type="dxa"/>
+            <w:tcW w:w="3071" w:type="dxa"/>
             <w:vAlign w:val="center"/>
           </w:tcPr>
           <w:p>
@@ -11401,7 +11420,7 @@
         </w:tc>
         <w:tc>
           <w:tcPr>
-            <w:tcW w:w="3230" w:type="dxa"/>
+            <w:tcW w:w="3113" w:type="dxa"/>
             <w:vAlign w:val="center"/>
           </w:tcPr>
           <w:p>
@@ -11420,7 +11439,7 @@
         </w:tc>
         <w:tc>
           <w:tcPr>
-            <w:tcW w:w="3230" w:type="dxa"/>
+            <w:tcW w:w="3103" w:type="dxa"/>
             <w:vAlign w:val="center"/>
           </w:tcPr>
           <w:p>
@@ -11443,7 +11462,10 @@
       <w:tr>
         <w:tc>
           <w:tcPr>
-            <w:tcW w:w="3230" w:type="dxa"/>
+            <w:tcW w:w="3071" w:type="dxa"/>
+            <w:tcBorders>
+              <w:bottom w:val="single" w:sz="4" w:space="0" w:color="auto"/>
+            </w:tcBorders>
             <w:vAlign w:val="center"/>
           </w:tcPr>
           <w:p>
@@ -11464,7 +11486,10 @@
         </w:tc>
         <w:tc>
           <w:tcPr>
-            <w:tcW w:w="3230" w:type="dxa"/>
+            <w:tcW w:w="3113" w:type="dxa"/>
+            <w:tcBorders>
+              <w:bottom w:val="single" w:sz="4" w:space="0" w:color="auto"/>
+            </w:tcBorders>
             <w:vAlign w:val="center"/>
           </w:tcPr>
           <w:p>
@@ -11492,7 +11517,10 @@
         </w:tc>
         <w:tc>
           <w:tcPr>
-            <w:tcW w:w="3230" w:type="dxa"/>
+            <w:tcW w:w="3103" w:type="dxa"/>
+            <w:tcBorders>
+              <w:bottom w:val="single" w:sz="4" w:space="0" w:color="auto"/>
+            </w:tcBorders>
             <w:vAlign w:val="center"/>
           </w:tcPr>
           <w:p>
@@ -11509,6 +11537,74 @@
               <w:t>Изображение</w:t>
             </w:r>
             <w:proofErr w:type="spellEnd"/>
+          </w:p>
+        </w:tc>
+      </w:tr>
+      <w:tr>
+        <w:tc>
+          <w:tcPr>
+            <w:tcW w:w="3071" w:type="dxa"/>
+            <w:tcBorders>
+              <w:top w:val="single" w:sz="4" w:space="0" w:color="auto"/>
+              <w:left w:val="nil"/>
+              <w:bottom w:val="nil"/>
+              <w:right w:val="nil"/>
+            </w:tcBorders>
+            <w:vAlign w:val="center"/>
+          </w:tcPr>
+          <w:p>
+            <w:pPr>
+              <w:spacing w:line="240" w:lineRule="auto"/>
+              <w:jc w:val="center"/>
+              <w:rPr>
+                <w:rFonts w:eastAsia="Times New Roman"/>
+                <w:sz w:val="24"/>
+              </w:rPr>
+            </w:pPr>
+          </w:p>
+        </w:tc>
+        <w:tc>
+          <w:tcPr>
+            <w:tcW w:w="3113" w:type="dxa"/>
+            <w:tcBorders>
+              <w:top w:val="single" w:sz="4" w:space="0" w:color="auto"/>
+              <w:left w:val="nil"/>
+              <w:bottom w:val="nil"/>
+              <w:right w:val="nil"/>
+            </w:tcBorders>
+            <w:vAlign w:val="center"/>
+          </w:tcPr>
+          <w:p>
+            <w:pPr>
+              <w:spacing w:line="240" w:lineRule="auto"/>
+              <w:jc w:val="center"/>
+              <w:rPr>
+                <w:rFonts w:eastAsia="Times New Roman"/>
+                <w:sz w:val="24"/>
+              </w:rPr>
+            </w:pPr>
+          </w:p>
+        </w:tc>
+        <w:tc>
+          <w:tcPr>
+            <w:tcW w:w="3103" w:type="dxa"/>
+            <w:tcBorders>
+              <w:top w:val="single" w:sz="4" w:space="0" w:color="auto"/>
+              <w:left w:val="nil"/>
+              <w:bottom w:val="nil"/>
+              <w:right w:val="nil"/>
+            </w:tcBorders>
+            <w:vAlign w:val="center"/>
+          </w:tcPr>
+          <w:p>
+            <w:pPr>
+              <w:spacing w:line="240" w:lineRule="auto"/>
+              <w:jc w:val="center"/>
+              <w:rPr>
+                <w:rFonts w:eastAsia="Times New Roman"/>
+                <w:sz w:val="24"/>
+              </w:rPr>
+            </w:pPr>
           </w:p>
         </w:tc>
       </w:tr>
@@ -11563,6 +11659,7 @@
         <w:spacing w:before="120" w:after="120"/>
         <w:jc w:val="center"/>
         <w:rPr>
+          <w:rFonts w:eastAsia="Times New Roman"/>
           <w:lang w:val="ru-RU"/>
         </w:rPr>
       </w:pPr>
@@ -11576,17 +11673,28 @@
     </w:p>
     <w:p>
       <w:pPr>
+        <w:spacing w:before="120" w:after="120"/>
+        <w:jc w:val="center"/>
+        <w:rPr>
+          <w:lang w:val="ru-RU"/>
+        </w:rPr>
+      </w:pPr>
+    </w:p>
+    <w:p>
+      <w:pPr>
         <w:ind w:firstLine="709"/>
         <w:jc w:val="both"/>
         <w:rPr>
-          <w:lang w:val="ru-RU"/>
-        </w:rPr>
-      </w:pPr>
-      <w:r>
-        <w:rPr>
-          <w:rFonts w:eastAsia="Times New Roman"/>
-          <w:lang w:val="ru-RU"/>
-        </w:rPr>
+          <w:rFonts w:eastAsia="Times New Roman"/>
+          <w:lang w:val="ru-RU"/>
+        </w:rPr>
+      </w:pPr>
+      <w:r>
+        <w:rPr>
+          <w:rFonts w:eastAsia="Times New Roman"/>
+          <w:lang w:val="ru-RU"/>
+        </w:rPr>
+        <w:lastRenderedPageBreak/>
         <w:t xml:space="preserve">Модель </w:t>
       </w:r>
       <w:r>
@@ -11628,14 +11736,7 @@
         <w:rPr>
           <w:rFonts w:eastAsia="Times New Roman"/>
         </w:rPr>
-        <w:t xml:space="preserve">), phone, password </w:t>
-      </w:r>
-      <w:r>
-        <w:rPr>
-          <w:rFonts w:eastAsia="Times New Roman"/>
-        </w:rPr>
-        <w:lastRenderedPageBreak/>
-        <w:t>(</w:t>
+        <w:t>), phone, password (</w:t>
       </w:r>
       <w:proofErr w:type="spellStart"/>
       <w:r>
@@ -11689,8 +11790,42 @@
     </w:p>
     <w:p>
       <w:pPr>
+        <w:ind w:firstLine="709"/>
+        <w:jc w:val="both"/>
+        <w:rPr>
+          <w:lang w:val="ru-RU"/>
+        </w:rPr>
+      </w:pPr>
+      <w:r>
+        <w:rPr>
+          <w:rFonts w:eastAsia="Times New Roman"/>
+          <w:lang w:val="ru-RU"/>
+        </w:rPr>
+        <w:t>Листинг</w:t>
+      </w:r>
+      <w:r>
+        <w:rPr>
+          <w:rFonts w:eastAsia="Times New Roman"/>
+        </w:rPr>
+        <w:t xml:space="preserve"> 1</w:t>
+      </w:r>
+      <w:r>
+        <w:rPr>
+          <w:rFonts w:eastAsia="Times New Roman"/>
+          <w:lang w:val="ru-RU"/>
+        </w:rPr>
+        <w:t xml:space="preserve"> - Модель пользователя</w:t>
+      </w:r>
+    </w:p>
+    <w:p>
+      <w:pPr>
         <w:spacing w:line="240" w:lineRule="auto"/>
         <w:ind w:left="709"/>
+        <w:rPr>
+          <w:rFonts w:ascii="Courier New" w:eastAsia="Courier New" w:hAnsi="Courier New"/>
+          <w:sz w:val="24"/>
+          <w:lang w:val="ru-RU"/>
+        </w:rPr>
       </w:pPr>
       <w:r>
         <w:rPr>
@@ -11705,23 +11840,7 @@
           <w:sz w:val="24"/>
         </w:rPr>
         <w:br/>
-        <w:t xml:space="preserve">  id        String   @id @default(</w:t>
-      </w:r>
-      <w:proofErr w:type="gramStart"/>
-      <w:r>
-        <w:rPr>
-          <w:rFonts w:ascii="Courier New" w:eastAsia="Courier New" w:hAnsi="Courier New"/>
-          <w:sz w:val="24"/>
-        </w:rPr>
-        <w:t>uuid(</w:t>
-      </w:r>
-      <w:proofErr w:type="gramEnd"/>
-      <w:r>
-        <w:rPr>
-          <w:rFonts w:ascii="Courier New" w:eastAsia="Courier New" w:hAnsi="Courier New"/>
-          <w:sz w:val="24"/>
-        </w:rPr>
-        <w:t>))</w:t>
+        <w:t xml:space="preserve">  id        String   @id @default(uuid())</w:t>
       </w:r>
       <w:r>
         <w:rPr>
@@ -11998,6 +12117,15 @@
     </w:p>
     <w:p>
       <w:pPr>
+        <w:spacing w:line="240" w:lineRule="auto"/>
+        <w:ind w:left="709"/>
+        <w:rPr>
+          <w:lang w:val="ru-RU"/>
+        </w:rPr>
+      </w:pPr>
+    </w:p>
+    <w:p>
+      <w:pPr>
         <w:ind w:firstLine="709"/>
         <w:jc w:val="both"/>
       </w:pPr>
@@ -12167,6 +12295,7 @@
         <w:ind w:firstLine="709"/>
         <w:jc w:val="both"/>
         <w:rPr>
+          <w:rFonts w:eastAsia="Times New Roman"/>
           <w:lang w:val="ru-RU"/>
         </w:rPr>
       </w:pPr>
@@ -12535,8 +12664,29 @@
     </w:p>
     <w:p>
       <w:pPr>
+        <w:ind w:firstLine="709"/>
+        <w:jc w:val="both"/>
+        <w:rPr>
+          <w:lang w:val="ru-RU"/>
+        </w:rPr>
+      </w:pPr>
+      <w:r>
+        <w:rPr>
+          <w:rFonts w:eastAsia="Times New Roman"/>
+          <w:lang w:val="ru-RU"/>
+        </w:rPr>
+        <w:t>Листинг 2 – Модель мероприятия</w:t>
+      </w:r>
+    </w:p>
+    <w:p>
+      <w:pPr>
         <w:spacing w:line="240" w:lineRule="auto"/>
         <w:ind w:left="709"/>
+        <w:rPr>
+          <w:rFonts w:ascii="Courier New" w:eastAsia="Courier New" w:hAnsi="Courier New"/>
+          <w:sz w:val="24"/>
+          <w:lang w:val="ru-RU"/>
+        </w:rPr>
       </w:pPr>
       <w:r>
         <w:rPr>
@@ -12615,6 +12765,13 @@
           <w:sz w:val="24"/>
         </w:rPr>
         <w:br/>
+      </w:r>
+      <w:r>
+        <w:rPr>
+          <w:rFonts w:ascii="Courier New" w:eastAsia="Courier New" w:hAnsi="Courier New"/>
+          <w:sz w:val="24"/>
+        </w:rPr>
+        <w:lastRenderedPageBreak/>
         <w:t xml:space="preserve">  slug         String   @unique</w:t>
       </w:r>
       <w:r>
@@ -12815,13 +12972,6 @@
           <w:sz w:val="24"/>
         </w:rPr>
         <w:br/>
-      </w:r>
-      <w:r>
-        <w:rPr>
-          <w:rFonts w:ascii="Courier New" w:eastAsia="Courier New" w:hAnsi="Courier New"/>
-          <w:sz w:val="24"/>
-        </w:rPr>
-        <w:lastRenderedPageBreak/>
         <w:t xml:space="preserve">  rating       Float    @default(5.0)</w:t>
       </w:r>
       <w:r>
@@ -13108,6 +13258,15 @@
     </w:p>
     <w:p>
       <w:pPr>
+        <w:spacing w:line="240" w:lineRule="auto"/>
+        <w:ind w:left="709"/>
+        <w:rPr>
+          <w:lang w:val="ru-RU"/>
+        </w:rPr>
+      </w:pPr>
+    </w:p>
+    <w:p>
+      <w:pPr>
         <w:ind w:firstLine="709"/>
         <w:jc w:val="both"/>
         <w:rPr>
@@ -13677,6 +13836,7 @@
           <w:rFonts w:eastAsia="Times New Roman"/>
           <w:lang w:val="ru-RU"/>
         </w:rPr>
+        <w:lastRenderedPageBreak/>
         <w:t xml:space="preserve">– </w:t>
       </w:r>
       <w:r>
@@ -14061,7 +14221,6 @@
           <w:rFonts w:eastAsia="Times New Roman"/>
           <w:lang w:val="ru-RU"/>
         </w:rPr>
-        <w:lastRenderedPageBreak/>
         <w:t xml:space="preserve">– </w:t>
       </w:r>
       <w:r>
@@ -14306,7 +14465,6 @@
     <w:p>
       <w:pPr>
         <w:pStyle w:val="21"/>
-        <w:spacing w:before="240" w:after="120"/>
         <w:rPr>
           <w:color w:val="auto"/>
           <w:lang w:val="ru-RU"/>
@@ -15295,47 +15453,57 @@
         <w:ind w:firstLine="709"/>
         <w:jc w:val="both"/>
         <w:rPr>
-          <w:lang w:val="ru-RU"/>
-        </w:rPr>
-      </w:pPr>
-      <w:r>
-        <w:rPr>
-          <w:rFonts w:eastAsia="Times New Roman"/>
-          <w:lang w:val="ru-RU"/>
-        </w:rPr>
-        <w:t>Аутентификация (префикс /</w:t>
-      </w:r>
-      <w:proofErr w:type="spellStart"/>
-      <w:r>
-        <w:rPr>
-          <w:rFonts w:eastAsia="Times New Roman"/>
-        </w:rPr>
-        <w:t>api</w:t>
-      </w:r>
-      <w:proofErr w:type="spellEnd"/>
-      <w:r>
-        <w:rPr>
-          <w:rFonts w:eastAsia="Times New Roman"/>
-          <w:lang w:val="ru-RU"/>
-        </w:rPr>
-        <w:t>/</w:t>
-      </w:r>
-      <w:r>
-        <w:rPr>
-          <w:rFonts w:eastAsia="Times New Roman"/>
-        </w:rPr>
-        <w:t>auth</w:t>
-      </w:r>
-      <w:r>
-        <w:rPr>
-          <w:rFonts w:eastAsia="Times New Roman"/>
-          <w:lang w:val="ru-RU"/>
-        </w:rPr>
-        <w:t>/):</w:t>
-      </w:r>
+          <w:rFonts w:eastAsia="Times New Roman"/>
+          <w:lang w:val="ru-RU"/>
+        </w:rPr>
+      </w:pPr>
     </w:p>
     <w:p>
       <w:pPr>
+        <w:ind w:firstLine="709"/>
+        <w:jc w:val="both"/>
+        <w:rPr>
+          <w:lang w:val="ru-RU"/>
+        </w:rPr>
+      </w:pPr>
+      <w:r>
+        <w:rPr>
+          <w:rFonts w:eastAsia="Times New Roman"/>
+          <w:lang w:val="ru-RU"/>
+        </w:rPr>
+        <w:t>Аутентификация (префикс /</w:t>
+      </w:r>
+      <w:proofErr w:type="spellStart"/>
+      <w:r>
+        <w:rPr>
+          <w:rFonts w:eastAsia="Times New Roman"/>
+        </w:rPr>
+        <w:t>api</w:t>
+      </w:r>
+      <w:proofErr w:type="spellEnd"/>
+      <w:r>
+        <w:rPr>
+          <w:rFonts w:eastAsia="Times New Roman"/>
+          <w:lang w:val="ru-RU"/>
+        </w:rPr>
+        <w:t>/</w:t>
+      </w:r>
+      <w:r>
+        <w:rPr>
+          <w:rFonts w:eastAsia="Times New Roman"/>
+        </w:rPr>
+        <w:t>auth</w:t>
+      </w:r>
+      <w:r>
+        <w:rPr>
+          <w:rFonts w:eastAsia="Times New Roman"/>
+          <w:lang w:val="ru-RU"/>
+        </w:rPr>
+        <w:t>/):</w:t>
+      </w:r>
+    </w:p>
+    <w:p>
+      <w:pPr>
         <w:ind w:left="709"/>
         <w:jc w:val="both"/>
         <w:rPr>
@@ -15746,6 +15914,7 @@
           <w:rFonts w:eastAsia="Times New Roman"/>
           <w:lang w:val="ru-RU"/>
         </w:rPr>
+        <w:lastRenderedPageBreak/>
         <w:t xml:space="preserve">5. </w:t>
       </w:r>
       <w:r>
@@ -16053,7 +16222,6 @@
           <w:rFonts w:eastAsia="Times New Roman"/>
           <w:lang w:val="ru-RU"/>
         </w:rPr>
-        <w:lastRenderedPageBreak/>
         <w:t xml:space="preserve">Дополнительные </w:t>
       </w:r>
       <w:proofErr w:type="spellStart"/>
@@ -16853,7 +17021,6 @@
     <w:p>
       <w:pPr>
         <w:pStyle w:val="21"/>
-        <w:spacing w:before="240" w:after="120"/>
         <w:rPr>
           <w:color w:val="auto"/>
           <w:lang w:val="ru-RU"/>
@@ -16867,6 +17034,7 @@
           <w:sz w:val="28"/>
           <w:lang w:val="ru-RU"/>
         </w:rPr>
+        <w:lastRenderedPageBreak/>
         <w:t>3.4 Проектирование пользовательского интерфейса</w:t>
       </w:r>
       <w:bookmarkEnd w:id="12"/>
@@ -17048,7 +17216,6 @@
           <w:rFonts w:eastAsia="Times New Roman"/>
           <w:lang w:val="ru-RU"/>
         </w:rPr>
-        <w:lastRenderedPageBreak/>
         <w:t>– каталог (/</w:t>
       </w:r>
       <w:r>
@@ -17670,21 +17837,8 @@
     </w:p>
     <w:p>
       <w:pPr>
-        <w:rPr>
-          <w:lang w:val="ru-RU"/>
-        </w:rPr>
-      </w:pPr>
-      <w:r>
-        <w:rPr>
-          <w:lang w:val="ru-RU"/>
-        </w:rPr>
-        <w:br w:type="page"/>
-      </w:r>
-    </w:p>
-    <w:p>
-      <w:pPr>
         <w:pStyle w:val="1"/>
-        <w:spacing w:before="240" w:after="240"/>
+        <w:spacing w:before="0"/>
         <w:ind w:firstLine="709"/>
         <w:rPr>
           <w:color w:val="auto"/>
@@ -17706,7 +17860,6 @@
     <w:p>
       <w:pPr>
         <w:pStyle w:val="21"/>
-        <w:spacing w:before="240" w:after="120"/>
         <w:rPr>
           <w:color w:val="auto"/>
           <w:lang w:val="ru-RU"/>
@@ -18333,6 +18486,7 @@
         <w:ind w:firstLine="709"/>
         <w:jc w:val="both"/>
         <w:rPr>
+          <w:rFonts w:eastAsia="Times New Roman"/>
           <w:lang w:val="ru-RU"/>
         </w:rPr>
       </w:pPr>
@@ -18394,23 +18548,64 @@
     </w:p>
     <w:p>
       <w:pPr>
+        <w:ind w:firstLine="709"/>
+        <w:jc w:val="both"/>
+      </w:pPr>
+      <w:r>
+        <w:rPr>
+          <w:rFonts w:eastAsia="Times New Roman"/>
+          <w:lang w:val="ru-RU"/>
+        </w:rPr>
+        <w:t>Листинг</w:t>
+      </w:r>
+      <w:r>
+        <w:rPr>
+          <w:rFonts w:eastAsia="Times New Roman"/>
+        </w:rPr>
+        <w:t xml:space="preserve"> 3 </w:t>
+      </w:r>
+      <w:r>
+        <w:rPr>
+          <w:rFonts w:eastAsia="Times New Roman"/>
+        </w:rPr>
+        <w:t>–</w:t>
+      </w:r>
+      <w:r>
+        <w:rPr>
+          <w:rFonts w:eastAsia="Times New Roman"/>
+        </w:rPr>
+        <w:t xml:space="preserve"> </w:t>
+      </w:r>
+      <w:r>
+        <w:rPr>
+          <w:rFonts w:eastAsia="Times New Roman"/>
+          <w:lang w:val="ru-RU"/>
+        </w:rPr>
+        <w:t xml:space="preserve">Подключение </w:t>
+      </w:r>
+      <w:r>
+        <w:rPr>
+          <w:rFonts w:eastAsia="Times New Roman"/>
+        </w:rPr>
+        <w:t>Prisma</w:t>
+      </w:r>
+    </w:p>
+    <w:p>
+      <w:pPr>
         <w:spacing w:line="240" w:lineRule="auto"/>
         <w:ind w:left="709"/>
-      </w:pPr>
-      <w:r>
-        <w:rPr>
-          <w:rFonts w:ascii="Courier New" w:eastAsia="Courier New" w:hAnsi="Courier New"/>
-          <w:sz w:val="24"/>
-        </w:rPr>
-        <w:t xml:space="preserve">import </w:t>
-      </w:r>
-      <w:proofErr w:type="gramStart"/>
-      <w:r>
-        <w:rPr>
-          <w:rFonts w:ascii="Courier New" w:eastAsia="Courier New" w:hAnsi="Courier New"/>
-          <w:sz w:val="24"/>
-        </w:rPr>
-        <w:t xml:space="preserve">{ </w:t>
+        <w:rPr>
+          <w:rFonts w:ascii="Courier New" w:eastAsia="Courier New" w:hAnsi="Courier New"/>
+          <w:sz w:val="24"/>
+          <w:lang w:val="ru-RU"/>
+        </w:rPr>
+      </w:pPr>
+      <w:r>
+        <w:rPr>
+          <w:rFonts w:ascii="Courier New" w:eastAsia="Courier New" w:hAnsi="Courier New"/>
+          <w:sz w:val="24"/>
+        </w:rPr>
+        <w:t xml:space="preserve">import { </w:t>
       </w:r>
       <w:proofErr w:type="spellStart"/>
       <w:r>
@@ -18421,7 +18616,6 @@
         <w:t>PrismaClient</w:t>
       </w:r>
       <w:proofErr w:type="spellEnd"/>
-      <w:proofErr w:type="gramEnd"/>
       <w:r>
         <w:rPr>
           <w:rFonts w:ascii="Courier New" w:eastAsia="Courier New" w:hAnsi="Courier New"/>
@@ -18629,31 +18823,15 @@
           <w:rFonts w:ascii="Courier New" w:eastAsia="Courier New" w:hAnsi="Courier New"/>
           <w:sz w:val="24"/>
         </w:rPr>
-        <w:t>_</w:t>
-      </w:r>
-      <w:proofErr w:type="gramStart"/>
-      <w:r>
-        <w:rPr>
-          <w:rFonts w:ascii="Courier New" w:eastAsia="Courier New" w:hAnsi="Courier New"/>
-          <w:sz w:val="24"/>
-        </w:rPr>
-        <w:t>ENV</w:t>
-      </w:r>
-      <w:proofErr w:type="spellEnd"/>
-      <w:r>
-        <w:rPr>
-          <w:rFonts w:ascii="Courier New" w:eastAsia="Courier New" w:hAnsi="Courier New"/>
-          <w:sz w:val="24"/>
-        </w:rPr>
-        <w:t xml:space="preserve"> !</w:t>
-      </w:r>
-      <w:proofErr w:type="gramEnd"/>
-      <w:r>
-        <w:rPr>
-          <w:rFonts w:ascii="Courier New" w:eastAsia="Courier New" w:hAnsi="Courier New"/>
-          <w:sz w:val="24"/>
-        </w:rPr>
-        <w:t>== "production")</w:t>
+        <w:t>_ENV</w:t>
+      </w:r>
+      <w:proofErr w:type="spellEnd"/>
+      <w:r>
+        <w:rPr>
+          <w:rFonts w:ascii="Courier New" w:eastAsia="Courier New" w:hAnsi="Courier New"/>
+          <w:sz w:val="24"/>
+        </w:rPr>
+        <w:t xml:space="preserve"> !== "production")</w:t>
       </w:r>
       <w:r>
         <w:rPr>
@@ -18691,6 +18869,15 @@
     </w:p>
     <w:p>
       <w:pPr>
+        <w:spacing w:line="240" w:lineRule="auto"/>
+        <w:ind w:left="709"/>
+        <w:rPr>
+          <w:lang w:val="ru-RU"/>
+        </w:rPr>
+      </w:pPr>
+    </w:p>
+    <w:p>
+      <w:pPr>
         <w:ind w:firstLine="709"/>
         <w:jc w:val="both"/>
         <w:rPr>
@@ -18706,9 +18893,80 @@
       <w:r>
         <w:rPr>
           <w:rFonts w:eastAsia="Times New Roman"/>
-          <w:lang w:val="ru-RU"/>
-        </w:rPr>
-        <w:t xml:space="preserve"> 18 используется для построения пользовательского интерфейса. Компонентный подход обеспечивает повторное использование кода.</w:t>
+        </w:rPr>
+        <w:t xml:space="preserve"> 18 </w:t>
+      </w:r>
+      <w:r>
+        <w:rPr>
+          <w:rFonts w:eastAsia="Times New Roman"/>
+          <w:lang w:val="ru-RU"/>
+        </w:rPr>
+        <w:t>используется</w:t>
+      </w:r>
+      <w:r>
+        <w:rPr>
+          <w:rFonts w:eastAsia="Times New Roman"/>
+        </w:rPr>
+        <w:t xml:space="preserve"> </w:t>
+      </w:r>
+      <w:r>
+        <w:rPr>
+          <w:rFonts w:eastAsia="Times New Roman"/>
+          <w:lang w:val="ru-RU"/>
+        </w:rPr>
+        <w:t>для</w:t>
+      </w:r>
+      <w:r>
+        <w:rPr>
+          <w:rFonts w:eastAsia="Times New Roman"/>
+        </w:rPr>
+        <w:t xml:space="preserve"> </w:t>
+      </w:r>
+      <w:r>
+        <w:rPr>
+          <w:rFonts w:eastAsia="Times New Roman"/>
+          <w:lang w:val="ru-RU"/>
+        </w:rPr>
+        <w:t>построения</w:t>
+      </w:r>
+      <w:r>
+        <w:rPr>
+          <w:rFonts w:eastAsia="Times New Roman"/>
+        </w:rPr>
+        <w:t xml:space="preserve"> </w:t>
+      </w:r>
+      <w:r>
+        <w:rPr>
+          <w:rFonts w:eastAsia="Times New Roman"/>
+          <w:lang w:val="ru-RU"/>
+        </w:rPr>
+        <w:t>пользовательского</w:t>
+      </w:r>
+      <w:r>
+        <w:rPr>
+          <w:rFonts w:eastAsia="Times New Roman"/>
+        </w:rPr>
+        <w:t xml:space="preserve"> </w:t>
+      </w:r>
+      <w:r>
+        <w:rPr>
+          <w:rFonts w:eastAsia="Times New Roman"/>
+          <w:lang w:val="ru-RU"/>
+        </w:rPr>
+        <w:t>интерфейса</w:t>
+      </w:r>
+      <w:r>
+        <w:rPr>
+          <w:rFonts w:eastAsia="Times New Roman"/>
+        </w:rPr>
+        <w:t xml:space="preserve">. </w:t>
+      </w:r>
+      <w:r>
+        <w:rPr>
+          <w:rFonts w:eastAsia="Times New Roman"/>
+          <w:lang w:val="ru-RU"/>
+        </w:rPr>
+        <w:t>Компонентный подход обеспечивает повторное использование кода.</w:t>
       </w:r>
     </w:p>
     <w:p>
@@ -18840,7 +19098,15 @@
           <w:rFonts w:eastAsia="Times New Roman"/>
           <w:lang w:val="ru-RU"/>
         </w:rPr>
-        <w:t xml:space="preserve"> для форм и валидации, </w:t>
+        <w:t xml:space="preserve"> для форм и </w:t>
+      </w:r>
+      <w:r>
+        <w:rPr>
+          <w:rFonts w:eastAsia="Times New Roman"/>
+          <w:lang w:val="ru-RU"/>
+        </w:rPr>
+        <w:lastRenderedPageBreak/>
+        <w:t xml:space="preserve">валидации, </w:t>
       </w:r>
       <w:proofErr w:type="spellStart"/>
       <w:r>
@@ -18927,7 +19193,6 @@
           <w:rFonts w:eastAsia="Times New Roman"/>
           <w:lang w:val="ru-RU"/>
         </w:rPr>
-        <w:lastRenderedPageBreak/>
         <w:t xml:space="preserve">Конфигурация </w:t>
       </w:r>
       <w:r>
@@ -19916,7 +20181,6 @@
     <w:p>
       <w:pPr>
         <w:pStyle w:val="21"/>
-        <w:spacing w:before="240" w:after="120"/>
         <w:rPr>
           <w:color w:val="auto"/>
           <w:lang w:val="ru-RU"/>
@@ -20117,7 +20381,7 @@
         <w:ind w:firstLine="709"/>
         <w:jc w:val="both"/>
         <w:rPr>
-          <w:lang w:val="ru-RU"/>
+          <w:rFonts w:eastAsia="Times New Roman"/>
         </w:rPr>
       </w:pPr>
       <w:r>
@@ -20206,8 +20470,51 @@
     </w:p>
     <w:p>
       <w:pPr>
+        <w:ind w:firstLine="709"/>
+        <w:jc w:val="both"/>
+      </w:pPr>
+      <w:r>
+        <w:rPr>
+          <w:rFonts w:eastAsia="Times New Roman"/>
+          <w:lang w:val="ru-RU"/>
+        </w:rPr>
+        <w:t>Листинг</w:t>
+      </w:r>
+      <w:r>
+        <w:rPr>
+          <w:rFonts w:eastAsia="Times New Roman"/>
+        </w:rPr>
+        <w:t xml:space="preserve"> 4 </w:t>
+      </w:r>
+      <w:r>
+        <w:rPr>
+          <w:rFonts w:eastAsia="Times New Roman"/>
+        </w:rPr>
+        <w:t>–</w:t>
+      </w:r>
+      <w:r>
+        <w:rPr>
+          <w:rFonts w:eastAsia="Times New Roman"/>
+        </w:rPr>
+        <w:t xml:space="preserve"> </w:t>
+      </w:r>
+      <w:r>
+        <w:rPr>
+          <w:rFonts w:eastAsia="Times New Roman"/>
+          <w:lang w:val="ru-RU"/>
+        </w:rPr>
+        <w:t>Настройка параметров</w:t>
+      </w:r>
+    </w:p>
+    <w:p>
+      <w:pPr>
         <w:spacing w:line="240" w:lineRule="auto"/>
         <w:ind w:left="709"/>
+        <w:rPr>
+          <w:rFonts w:ascii="Courier New" w:eastAsia="Courier New" w:hAnsi="Courier New"/>
+          <w:sz w:val="24"/>
+          <w:lang w:val="ru-RU"/>
+        </w:rPr>
       </w:pPr>
       <w:r>
         <w:rPr>
@@ -20359,6 +20666,13 @@
           <w:sz w:val="24"/>
         </w:rPr>
         <w:br/>
+      </w:r>
+      <w:r>
+        <w:rPr>
+          <w:rFonts w:ascii="Courier New" w:eastAsia="Courier New" w:hAnsi="Courier New"/>
+          <w:sz w:val="24"/>
+        </w:rPr>
+        <w:lastRenderedPageBreak/>
         <w:t xml:space="preserve">    { description: { contains: search } },</w:t>
       </w:r>
       <w:r>
@@ -20383,13 +20697,6 @@
           <w:sz w:val="24"/>
         </w:rPr>
         <w:br/>
-      </w:r>
-      <w:r>
-        <w:rPr>
-          <w:rFonts w:ascii="Courier New" w:eastAsia="Courier New" w:hAnsi="Courier New"/>
-          <w:sz w:val="24"/>
-        </w:rPr>
-        <w:lastRenderedPageBreak/>
         <w:t>if (</w:t>
       </w:r>
       <w:proofErr w:type="spellStart"/>
@@ -20467,6 +20774,15 @@
     </w:p>
     <w:p>
       <w:pPr>
+        <w:spacing w:line="240" w:lineRule="auto"/>
+        <w:ind w:left="709"/>
+        <w:rPr>
+          <w:lang w:val="ru-RU"/>
+        </w:rPr>
+      </w:pPr>
+    </w:p>
+    <w:p>
+      <w:pPr>
         <w:ind w:firstLine="709"/>
         <w:jc w:val="both"/>
         <w:rPr>
@@ -20654,7 +20970,6 @@
     <w:p>
       <w:pPr>
         <w:pStyle w:val="21"/>
-        <w:spacing w:before="240" w:after="120"/>
         <w:rPr>
           <w:color w:val="auto"/>
           <w:lang w:val="ru-RU"/>
@@ -20687,6 +21002,7 @@
         <w:ind w:firstLine="709"/>
         <w:jc w:val="both"/>
         <w:rPr>
+          <w:rFonts w:eastAsia="Times New Roman"/>
           <w:lang w:val="ru-RU"/>
         </w:rPr>
       </w:pPr>
@@ -20915,8 +21231,29 @@
     </w:p>
     <w:p>
       <w:pPr>
+        <w:ind w:firstLine="709"/>
+        <w:jc w:val="both"/>
+        <w:rPr>
+          <w:lang w:val="ru-RU"/>
+        </w:rPr>
+      </w:pPr>
+      <w:r>
+        <w:rPr>
+          <w:rFonts w:eastAsia="Times New Roman"/>
+          <w:lang w:val="ru-RU"/>
+        </w:rPr>
+        <w:t>Листинг 5 – Реализация корзины</w:t>
+      </w:r>
+    </w:p>
+    <w:p>
+      <w:pPr>
         <w:spacing w:line="240" w:lineRule="auto"/>
         <w:ind w:left="709"/>
+        <w:rPr>
+          <w:rFonts w:ascii="Courier New" w:eastAsia="Courier New" w:hAnsi="Courier New"/>
+          <w:sz w:val="24"/>
+          <w:lang w:val="ru-RU"/>
+        </w:rPr>
       </w:pPr>
       <w:r>
         <w:rPr>
@@ -21196,6 +21533,13 @@
           <w:sz w:val="24"/>
         </w:rPr>
         <w:br/>
+      </w:r>
+      <w:r>
+        <w:rPr>
+          <w:rFonts w:ascii="Courier New" w:eastAsia="Courier New" w:hAnsi="Courier New"/>
+          <w:sz w:val="24"/>
+        </w:rPr>
+        <w:lastRenderedPageBreak/>
         <w:t xml:space="preserve">                    </w:t>
       </w:r>
       <w:proofErr w:type="spellStart"/>
@@ -21284,13 +21628,6 @@
           <w:sz w:val="24"/>
         </w:rPr>
         <w:br/>
-      </w:r>
-      <w:r>
-        <w:rPr>
-          <w:rFonts w:ascii="Courier New" w:eastAsia="Courier New" w:hAnsi="Courier New"/>
-          <w:sz w:val="24"/>
-        </w:rPr>
-        <w:lastRenderedPageBreak/>
         <w:t xml:space="preserve">      },</w:t>
       </w:r>
       <w:r>
@@ -21664,6 +22001,15 @@
     </w:p>
     <w:p>
       <w:pPr>
+        <w:spacing w:line="240" w:lineRule="auto"/>
+        <w:ind w:left="709"/>
+        <w:rPr>
+          <w:lang w:val="ru-RU"/>
+        </w:rPr>
+      </w:pPr>
+    </w:p>
+    <w:p>
+      <w:pPr>
         <w:ind w:firstLine="709"/>
         <w:jc w:val="both"/>
         <w:rPr>
@@ -21870,7 +22216,6 @@
     <w:p>
       <w:pPr>
         <w:pStyle w:val="21"/>
-        <w:spacing w:before="240" w:after="120"/>
         <w:rPr>
           <w:color w:val="auto"/>
           <w:lang w:val="ru-RU"/>
@@ -22034,74 +22379,41 @@
       <w:pPr>
         <w:ind w:firstLine="709"/>
         <w:jc w:val="both"/>
-      </w:pPr>
-      <w:proofErr w:type="spellStart"/>
-      <w:r>
-        <w:rPr>
-          <w:rFonts w:eastAsia="Times New Roman"/>
-        </w:rPr>
-        <w:t>Генерация</w:t>
-      </w:r>
-      <w:proofErr w:type="spellEnd"/>
-      <w:r>
-        <w:rPr>
-          <w:rFonts w:eastAsia="Times New Roman"/>
-        </w:rPr>
-        <w:t xml:space="preserve"> </w:t>
-      </w:r>
-      <w:proofErr w:type="spellStart"/>
-      <w:r>
-        <w:rPr>
-          <w:rFonts w:eastAsia="Times New Roman"/>
-        </w:rPr>
-        <w:t>уникального</w:t>
-      </w:r>
-      <w:proofErr w:type="spellEnd"/>
-      <w:r>
-        <w:rPr>
-          <w:rFonts w:eastAsia="Times New Roman"/>
-        </w:rPr>
-        <w:t xml:space="preserve"> </w:t>
-      </w:r>
-      <w:proofErr w:type="spellStart"/>
-      <w:r>
-        <w:rPr>
-          <w:rFonts w:eastAsia="Times New Roman"/>
-        </w:rPr>
-        <w:t>кода</w:t>
-      </w:r>
-      <w:proofErr w:type="spellEnd"/>
-      <w:r>
-        <w:rPr>
-          <w:rFonts w:eastAsia="Times New Roman"/>
-        </w:rPr>
-        <w:t xml:space="preserve"> </w:t>
-      </w:r>
-      <w:proofErr w:type="spellStart"/>
-      <w:r>
-        <w:rPr>
-          <w:rFonts w:eastAsia="Times New Roman"/>
-        </w:rPr>
-        <w:t>подтверждения</w:t>
-      </w:r>
-      <w:proofErr w:type="spellEnd"/>
-      <w:r>
-        <w:rPr>
-          <w:rFonts w:eastAsia="Times New Roman"/>
-        </w:rPr>
-        <w:t>:</w:t>
+        <w:rPr>
+          <w:lang w:val="ru-RU"/>
+        </w:rPr>
+      </w:pPr>
+      <w:r>
+        <w:rPr>
+          <w:rFonts w:eastAsia="Times New Roman"/>
+          <w:lang w:val="ru-RU"/>
+        </w:rPr>
+        <w:t xml:space="preserve">Листинг 6 - </w:t>
+      </w:r>
+      <w:r>
+        <w:rPr>
+          <w:rFonts w:eastAsia="Times New Roman"/>
+          <w:lang w:val="ru-RU"/>
+        </w:rPr>
+        <w:t>Генерация уникального кода подтверждения</w:t>
       </w:r>
     </w:p>
     <w:p>
       <w:pPr>
         <w:spacing w:line="240" w:lineRule="auto"/>
         <w:ind w:left="709"/>
-      </w:pPr>
-      <w:r>
-        <w:rPr>
-          <w:rFonts w:ascii="Courier New" w:eastAsia="Courier New" w:hAnsi="Courier New"/>
-          <w:sz w:val="24"/>
-        </w:rPr>
+        <w:rPr>
+          <w:rFonts w:ascii="Courier New" w:eastAsia="Courier New" w:hAnsi="Courier New"/>
+          <w:sz w:val="24"/>
+          <w:lang w:val="ru-RU"/>
+        </w:rPr>
+      </w:pPr>
+      <w:r>
+        <w:rPr>
+          <w:rFonts w:ascii="Courier New" w:eastAsia="Courier New" w:hAnsi="Courier New"/>
+          <w:sz w:val="24"/>
+        </w:rPr>
+        <w:lastRenderedPageBreak/>
         <w:t xml:space="preserve">const </w:t>
       </w:r>
       <w:proofErr w:type="spellStart"/>
@@ -22254,13 +22566,6 @@
           <w:sz w:val="24"/>
         </w:rPr>
         <w:br/>
-      </w:r>
-      <w:r>
-        <w:rPr>
-          <w:rFonts w:ascii="Courier New" w:eastAsia="Courier New" w:hAnsi="Courier New"/>
-          <w:sz w:val="24"/>
-        </w:rPr>
-        <w:lastRenderedPageBreak/>
         <w:t xml:space="preserve">    </w:t>
       </w:r>
       <w:proofErr w:type="spellStart"/>
@@ -22530,6 +22835,15 @@
     </w:p>
     <w:p>
       <w:pPr>
+        <w:spacing w:line="240" w:lineRule="auto"/>
+        <w:ind w:left="709"/>
+        <w:rPr>
+          <w:lang w:val="ru-RU"/>
+        </w:rPr>
+      </w:pPr>
+    </w:p>
+    <w:p>
+      <w:pPr>
         <w:ind w:firstLine="709"/>
         <w:jc w:val="both"/>
         <w:rPr>
@@ -22608,7 +22922,6 @@
     <w:p>
       <w:pPr>
         <w:pStyle w:val="21"/>
-        <w:spacing w:before="240" w:after="120"/>
         <w:rPr>
           <w:color w:val="auto"/>
           <w:lang w:val="ru-RU"/>
@@ -22943,6 +23256,7 @@
           <w:rFonts w:eastAsia="Times New Roman"/>
           <w:lang w:val="ru-RU"/>
         </w:rPr>
+        <w:lastRenderedPageBreak/>
         <w:t xml:space="preserve">3. Пароль </w:t>
       </w:r>
       <w:proofErr w:type="spellStart"/>
@@ -23067,6 +23381,7 @@
         <w:ind w:left="709"/>
         <w:jc w:val="both"/>
         <w:rPr>
+          <w:rFonts w:eastAsia="Times New Roman"/>
           <w:lang w:val="ru-RU"/>
         </w:rPr>
       </w:pPr>
@@ -23108,15 +23423,31 @@
     </w:p>
     <w:p>
       <w:pPr>
+        <w:ind w:left="709"/>
+        <w:jc w:val="both"/>
+      </w:pPr>
+      <w:r>
+        <w:rPr>
+          <w:rFonts w:eastAsia="Times New Roman"/>
+          <w:lang w:val="ru-RU"/>
+        </w:rPr>
+        <w:t>Листинг 7 – генерация токена</w:t>
+      </w:r>
+    </w:p>
+    <w:p>
+      <w:pPr>
         <w:spacing w:line="240" w:lineRule="auto"/>
         <w:ind w:left="709"/>
-      </w:pPr>
-      <w:r>
-        <w:rPr>
-          <w:rFonts w:ascii="Courier New" w:eastAsia="Courier New" w:hAnsi="Courier New"/>
-          <w:sz w:val="24"/>
-        </w:rPr>
-        <w:lastRenderedPageBreak/>
+        <w:rPr>
+          <w:rFonts w:ascii="Courier New" w:eastAsia="Courier New" w:hAnsi="Courier New"/>
+          <w:sz w:val="24"/>
+        </w:rPr>
+      </w:pPr>
+      <w:r>
+        <w:rPr>
+          <w:rFonts w:ascii="Courier New" w:eastAsia="Courier New" w:hAnsi="Courier New"/>
+          <w:sz w:val="24"/>
+        </w:rPr>
         <w:t xml:space="preserve">const token = await new </w:t>
       </w:r>
       <w:proofErr w:type="spellStart"/>
@@ -23347,6 +23678,12 @@
     </w:p>
     <w:p>
       <w:pPr>
+        <w:spacing w:line="240" w:lineRule="auto"/>
+        <w:ind w:left="709"/>
+      </w:pPr>
+    </w:p>
+    <w:p>
+      <w:pPr>
         <w:ind w:left="709"/>
         <w:jc w:val="both"/>
         <w:rPr>
@@ -23428,6 +23765,13 @@
       <w:r>
         <w:rPr>
           <w:rFonts w:eastAsia="Times New Roman"/>
+          <w:lang w:val="ru-RU"/>
+        </w:rPr>
+        <w:t>Листинг 8 -</w:t>
+      </w:r>
+      <w:r>
+        <w:rPr>
+          <w:rFonts w:eastAsia="Times New Roman"/>
         </w:rPr>
         <w:t>Middleware</w:t>
       </w:r>
@@ -23475,18 +23819,16 @@
         <w:t>рантайма</w:t>
       </w:r>
       <w:proofErr w:type="spellEnd"/>
-      <w:r>
-        <w:rPr>
-          <w:rFonts w:eastAsia="Times New Roman"/>
-          <w:lang w:val="ru-RU"/>
-        </w:rPr>
-        <w:t>:</w:t>
-      </w:r>
     </w:p>
     <w:p>
       <w:pPr>
         <w:spacing w:line="240" w:lineRule="auto"/>
         <w:ind w:left="709"/>
+        <w:rPr>
+          <w:rFonts w:ascii="Courier New" w:eastAsia="Courier New" w:hAnsi="Courier New"/>
+          <w:sz w:val="24"/>
+          <w:lang w:val="ru-RU"/>
+        </w:rPr>
       </w:pPr>
       <w:r>
         <w:rPr>
@@ -23912,6 +24254,15 @@
     </w:p>
     <w:p>
       <w:pPr>
+        <w:spacing w:line="240" w:lineRule="auto"/>
+        <w:ind w:left="709"/>
+        <w:rPr>
+          <w:lang w:val="ru-RU"/>
+        </w:rPr>
+      </w:pPr>
+    </w:p>
+    <w:p>
+      <w:pPr>
         <w:ind w:firstLine="709"/>
         <w:jc w:val="both"/>
         <w:rPr>
@@ -23955,7 +24306,15 @@
           <w:rFonts w:eastAsia="Times New Roman"/>
           <w:lang w:val="ru-RU"/>
         </w:rPr>
-        <w:t>. Для защищённых маршрутов при отсутствии или недействительности токена выполняется перенаправление на /</w:t>
+        <w:t xml:space="preserve">. Для защищённых маршрутов при </w:t>
+      </w:r>
+      <w:r>
+        <w:rPr>
+          <w:rFonts w:eastAsia="Times New Roman"/>
+          <w:lang w:val="ru-RU"/>
+        </w:rPr>
+        <w:lastRenderedPageBreak/>
+        <w:t>отсутствии или недействительности токена выполняется перенаправление на /</w:t>
       </w:r>
       <w:r>
         <w:rPr>
@@ -23992,6 +24351,7 @@
         <w:ind w:firstLine="709"/>
         <w:jc w:val="both"/>
         <w:rPr>
+          <w:rFonts w:eastAsia="Times New Roman"/>
           <w:lang w:val="ru-RU"/>
         </w:rPr>
       </w:pPr>
@@ -24059,9 +24419,62 @@
     </w:p>
     <w:p>
       <w:pPr>
+        <w:ind w:firstLine="709"/>
+        <w:jc w:val="both"/>
+      </w:pPr>
+      <w:r>
+        <w:rPr>
+          <w:rFonts w:eastAsia="Times New Roman"/>
+          <w:lang w:val="ru-RU"/>
+        </w:rPr>
+        <w:t>Листинг</w:t>
+      </w:r>
+      <w:r>
+        <w:rPr>
+          <w:rFonts w:eastAsia="Times New Roman"/>
+        </w:rPr>
+        <w:t xml:space="preserve"> 9 </w:t>
+      </w:r>
+      <w:r>
+        <w:rPr>
+          <w:rFonts w:eastAsia="Times New Roman"/>
+        </w:rPr>
+        <w:t>–</w:t>
+      </w:r>
+      <w:r>
+        <w:rPr>
+          <w:rFonts w:eastAsia="Times New Roman"/>
+        </w:rPr>
+        <w:t xml:space="preserve"> </w:t>
+      </w:r>
+      <w:r>
+        <w:rPr>
+          <w:rFonts w:eastAsia="Times New Roman"/>
+          <w:lang w:val="ru-RU"/>
+        </w:rPr>
+        <w:t>Проверка</w:t>
+      </w:r>
+      <w:r>
+        <w:rPr>
+          <w:rFonts w:eastAsia="Times New Roman"/>
+        </w:rPr>
+        <w:t xml:space="preserve"> </w:t>
+      </w:r>
+      <w:r>
+        <w:rPr>
+          <w:rFonts w:eastAsia="Times New Roman"/>
+          <w:lang w:val="ru-RU"/>
+        </w:rPr>
+        <w:t>токена</w:t>
+      </w:r>
+    </w:p>
+    <w:p>
+      <w:pPr>
         <w:spacing w:line="240" w:lineRule="auto"/>
         <w:ind w:left="709"/>
         <w:rPr>
+          <w:rFonts w:ascii="Courier New" w:eastAsia="Courier New" w:hAnsi="Courier New"/>
+          <w:sz w:val="24"/>
           <w:lang w:val="ru-RU"/>
         </w:rPr>
       </w:pPr>
@@ -24174,13 +24587,6 @@
           <w:sz w:val="24"/>
         </w:rPr>
         <w:br/>
-      </w:r>
-      <w:r>
-        <w:rPr>
-          <w:rFonts w:ascii="Courier New" w:eastAsia="Courier New" w:hAnsi="Courier New"/>
-          <w:sz w:val="24"/>
-        </w:rPr>
-        <w:lastRenderedPageBreak/>
         <w:t>if (</w:t>
       </w:r>
       <w:proofErr w:type="spellStart"/>
@@ -24193,20 +24599,13 @@
         <w:t>user.role</w:t>
       </w:r>
       <w:proofErr w:type="spellEnd"/>
-      <w:r>
-        <w:rPr>
-          <w:rFonts w:ascii="Courier New" w:eastAsia="Courier New" w:hAnsi="Courier New"/>
-          <w:sz w:val="24"/>
-        </w:rPr>
-        <w:t xml:space="preserve"> !=</w:t>
-      </w:r>
       <w:proofErr w:type="gramEnd"/>
       <w:r>
         <w:rPr>
           <w:rFonts w:ascii="Courier New" w:eastAsia="Courier New" w:hAnsi="Courier New"/>
           <w:sz w:val="24"/>
         </w:rPr>
-        <w:t xml:space="preserve">= </w:t>
+        <w:t xml:space="preserve"> !== </w:t>
       </w:r>
       <w:r>
         <w:rPr>
@@ -24296,25 +24695,7 @@
           <w:lang w:val="ru-RU"/>
         </w:rPr>
         <w:br/>
-        <w:t xml:space="preserve"> </w:t>
-      </w:r>
-      <w:proofErr w:type="gramStart"/>
-      <w:r>
-        <w:rPr>
-          <w:rFonts w:ascii="Courier New" w:eastAsia="Courier New" w:hAnsi="Courier New"/>
-          <w:sz w:val="24"/>
-          <w:lang w:val="ru-RU"/>
-        </w:rPr>
-        <w:t xml:space="preserve">   {</w:t>
-      </w:r>
-      <w:proofErr w:type="gramEnd"/>
-      <w:r>
-        <w:rPr>
-          <w:rFonts w:ascii="Courier New" w:eastAsia="Courier New" w:hAnsi="Courier New"/>
-          <w:sz w:val="24"/>
-          <w:lang w:val="ru-RU"/>
-        </w:rPr>
-        <w:t xml:space="preserve"> </w:t>
+        <w:t xml:space="preserve">    { </w:t>
       </w:r>
       <w:r>
         <w:rPr>
@@ -24338,32 +24719,13 @@
         </w:rPr>
         <w:t>Forbidden</w:t>
       </w:r>
-      <w:proofErr w:type="gramStart"/>
-      <w:r>
-        <w:rPr>
-          <w:rFonts w:ascii="Courier New" w:eastAsia="Courier New" w:hAnsi="Courier New"/>
-          <w:sz w:val="24"/>
-          <w:lang w:val="ru-RU"/>
-        </w:rPr>
-        <w:t>" }</w:t>
-      </w:r>
-      <w:proofErr w:type="gramEnd"/>
-      <w:r>
-        <w:rPr>
-          <w:rFonts w:ascii="Courier New" w:eastAsia="Courier New" w:hAnsi="Courier New"/>
-          <w:sz w:val="24"/>
-          <w:lang w:val="ru-RU"/>
-        </w:rPr>
-        <w:t xml:space="preserve">, </w:t>
-      </w:r>
-      <w:proofErr w:type="gramStart"/>
-      <w:r>
-        <w:rPr>
-          <w:rFonts w:ascii="Courier New" w:eastAsia="Courier New" w:hAnsi="Courier New"/>
-          <w:sz w:val="24"/>
-          <w:lang w:val="ru-RU"/>
-        </w:rPr>
-        <w:t xml:space="preserve">{ </w:t>
+      <w:r>
+        <w:rPr>
+          <w:rFonts w:ascii="Courier New" w:eastAsia="Courier New" w:hAnsi="Courier New"/>
+          <w:sz w:val="24"/>
+          <w:lang w:val="ru-RU"/>
+        </w:rPr>
+        <w:t xml:space="preserve">" }, { </w:t>
       </w:r>
       <w:r>
         <w:rPr>
@@ -24372,36 +24734,26 @@
         </w:rPr>
         <w:t>status</w:t>
       </w:r>
-      <w:proofErr w:type="gramEnd"/>
-      <w:r>
-        <w:rPr>
-          <w:rFonts w:ascii="Courier New" w:eastAsia="Courier New" w:hAnsi="Courier New"/>
-          <w:sz w:val="24"/>
-          <w:lang w:val="ru-RU"/>
-        </w:rPr>
-        <w:t xml:space="preserve">: </w:t>
-      </w:r>
-      <w:proofErr w:type="gramStart"/>
-      <w:r>
-        <w:rPr>
-          <w:rFonts w:ascii="Courier New" w:eastAsia="Courier New" w:hAnsi="Courier New"/>
-          <w:sz w:val="24"/>
-          <w:lang w:val="ru-RU"/>
-        </w:rPr>
-        <w:t>403 }</w:t>
-      </w:r>
-      <w:proofErr w:type="gramEnd"/>
-      <w:r>
-        <w:rPr>
-          <w:rFonts w:ascii="Courier New" w:eastAsia="Courier New" w:hAnsi="Courier New"/>
-          <w:sz w:val="24"/>
-          <w:lang w:val="ru-RU"/>
-        </w:rPr>
-        <w:t>)</w:t>
+      <w:r>
+        <w:rPr>
+          <w:rFonts w:ascii="Courier New" w:eastAsia="Courier New" w:hAnsi="Courier New"/>
+          <w:sz w:val="24"/>
+          <w:lang w:val="ru-RU"/>
+        </w:rPr>
+        <w:t>: 403 })</w:t>
       </w:r>
     </w:p>
     <w:p>
       <w:pPr>
+        <w:spacing w:line="240" w:lineRule="auto"/>
+        <w:ind w:left="709"/>
+        <w:rPr>
+          <w:lang w:val="ru-RU"/>
+        </w:rPr>
+      </w:pPr>
+    </w:p>
+    <w:p>
+      <w:pPr>
         <w:ind w:firstLine="709"/>
         <w:jc w:val="both"/>
         <w:rPr>
@@ -24716,7 +25068,6 @@
     <w:p>
       <w:pPr>
         <w:pStyle w:val="21"/>
-        <w:spacing w:before="240" w:after="120"/>
         <w:rPr>
           <w:color w:val="auto"/>
           <w:lang w:val="ru-RU"/>
@@ -25046,14 +25397,16 @@
         <w:ind w:left="709"/>
         <w:jc w:val="both"/>
         <w:rPr>
-          <w:lang w:val="ru-RU"/>
-        </w:rPr>
-      </w:pPr>
-      <w:r>
-        <w:rPr>
-          <w:rFonts w:eastAsia="Times New Roman"/>
-          <w:lang w:val="ru-RU"/>
-        </w:rPr>
+          <w:rFonts w:eastAsia="Times New Roman"/>
+          <w:lang w:val="ru-RU"/>
+        </w:rPr>
+      </w:pPr>
+      <w:r>
+        <w:rPr>
+          <w:rFonts w:eastAsia="Times New Roman"/>
+          <w:lang w:val="ru-RU"/>
+        </w:rPr>
+        <w:lastRenderedPageBreak/>
         <w:t xml:space="preserve">3. Стадия </w:t>
       </w:r>
       <w:r>
@@ -25134,54 +25487,82 @@
           <w:rFonts w:eastAsia="Times New Roman"/>
           <w:lang w:val="ru-RU"/>
         </w:rPr>
-        <w:t xml:space="preserve">. Команда запуска — </w:t>
-      </w:r>
-      <w:r>
-        <w:rPr>
-          <w:rFonts w:eastAsia="Times New Roman"/>
-        </w:rPr>
-        <w:t>node</w:t>
-      </w:r>
-      <w:r>
-        <w:rPr>
-          <w:rFonts w:eastAsia="Times New Roman"/>
-          <w:lang w:val="ru-RU"/>
-        </w:rPr>
-        <w:t xml:space="preserve"> </w:t>
-      </w:r>
-      <w:r>
-        <w:rPr>
-          <w:rFonts w:eastAsia="Times New Roman"/>
-        </w:rPr>
-        <w:t>server</w:t>
-      </w:r>
-      <w:r>
-        <w:rPr>
-          <w:rFonts w:eastAsia="Times New Roman"/>
-          <w:lang w:val="ru-RU"/>
-        </w:rPr>
-        <w:t>.</w:t>
-      </w:r>
-      <w:proofErr w:type="spellStart"/>
-      <w:r>
-        <w:rPr>
-          <w:rFonts w:eastAsia="Times New Roman"/>
-        </w:rPr>
-        <w:t>js</w:t>
-      </w:r>
-      <w:proofErr w:type="spellEnd"/>
-      <w:r>
-        <w:rPr>
-          <w:rFonts w:eastAsia="Times New Roman"/>
-          <w:lang w:val="ru-RU"/>
-        </w:rPr>
-        <w:t>.</w:t>
+        <w:t xml:space="preserve">. </w:t>
       </w:r>
     </w:p>
     <w:p>
       <w:pPr>
+        <w:ind w:left="709"/>
+        <w:jc w:val="both"/>
+        <w:rPr>
+          <w:lang w:val="ru-RU"/>
+        </w:rPr>
+      </w:pPr>
+      <w:r>
+        <w:rPr>
+          <w:rFonts w:eastAsia="Times New Roman"/>
+          <w:lang w:val="ru-RU"/>
+        </w:rPr>
+        <w:t xml:space="preserve">Листинг 10 - </w:t>
+      </w:r>
+      <w:r>
+        <w:rPr>
+          <w:rFonts w:eastAsia="Times New Roman"/>
+          <w:lang w:val="ru-RU"/>
+        </w:rPr>
+        <w:t xml:space="preserve">Команда запуска — </w:t>
+      </w:r>
+      <w:r>
+        <w:rPr>
+          <w:rFonts w:eastAsia="Times New Roman"/>
+        </w:rPr>
+        <w:t>node</w:t>
+      </w:r>
+      <w:r>
+        <w:rPr>
+          <w:rFonts w:eastAsia="Times New Roman"/>
+          <w:lang w:val="ru-RU"/>
+        </w:rPr>
+        <w:t xml:space="preserve"> </w:t>
+      </w:r>
+      <w:r>
+        <w:rPr>
+          <w:rFonts w:eastAsia="Times New Roman"/>
+        </w:rPr>
+        <w:t>server</w:t>
+      </w:r>
+      <w:r>
+        <w:rPr>
+          <w:rFonts w:eastAsia="Times New Roman"/>
+          <w:lang w:val="ru-RU"/>
+        </w:rPr>
+        <w:t>.</w:t>
+      </w:r>
+      <w:proofErr w:type="spellStart"/>
+      <w:r>
+        <w:rPr>
+          <w:rFonts w:eastAsia="Times New Roman"/>
+        </w:rPr>
+        <w:t>js</w:t>
+      </w:r>
+      <w:proofErr w:type="spellEnd"/>
+      <w:r>
+        <w:rPr>
+          <w:rFonts w:eastAsia="Times New Roman"/>
+          <w:lang w:val="ru-RU"/>
+        </w:rPr>
+        <w:t>.</w:t>
+      </w:r>
+    </w:p>
+    <w:p>
+      <w:pPr>
         <w:spacing w:line="240" w:lineRule="auto"/>
         <w:ind w:left="709"/>
+        <w:rPr>
+          <w:rFonts w:ascii="Courier New" w:eastAsia="Courier New" w:hAnsi="Courier New"/>
+          <w:sz w:val="24"/>
+          <w:lang w:val="ru-RU"/>
+        </w:rPr>
       </w:pPr>
       <w:r>
         <w:rPr>
@@ -25317,13 +25698,6 @@
           <w:sz w:val="24"/>
         </w:rPr>
         <w:br/>
-      </w:r>
-      <w:r>
-        <w:rPr>
-          <w:rFonts w:ascii="Courier New" w:eastAsia="Courier New" w:hAnsi="Courier New"/>
-          <w:sz w:val="24"/>
-        </w:rPr>
-        <w:lastRenderedPageBreak/>
         <w:t>COPY --from=deps /app/</w:t>
       </w:r>
       <w:proofErr w:type="spellStart"/>
@@ -25772,6 +26146,15 @@
     </w:p>
     <w:p>
       <w:pPr>
+        <w:spacing w:line="240" w:lineRule="auto"/>
+        <w:ind w:left="709"/>
+        <w:rPr>
+          <w:lang w:val="ru-RU"/>
+        </w:rPr>
+      </w:pPr>
+    </w:p>
+    <w:p>
+      <w:pPr>
         <w:ind w:firstLine="709"/>
         <w:jc w:val="both"/>
         <w:rPr>
@@ -26219,7 +26602,15 @@
           <w:rFonts w:eastAsia="Times New Roman"/>
           <w:lang w:val="ru-RU"/>
         </w:rPr>
-        <w:t xml:space="preserve"> в качестве обратного прокси; запуск контейнера через </w:t>
+        <w:t xml:space="preserve"> в качестве обратного </w:t>
+      </w:r>
+      <w:r>
+        <w:rPr>
+          <w:rFonts w:eastAsia="Times New Roman"/>
+          <w:lang w:val="ru-RU"/>
+        </w:rPr>
+        <w:lastRenderedPageBreak/>
+        <w:t xml:space="preserve">прокси; запуск контейнера через </w:t>
       </w:r>
       <w:r>
         <w:rPr>
@@ -26357,11 +26748,17 @@
         <w:br w:type="page"/>
       </w:r>
     </w:p>
-    <w:p/>
     <w:p>
       <w:pPr>
+        <w:rPr>
+          <w:lang w:val="ru-RU"/>
+        </w:rPr>
+      </w:pPr>
+    </w:p>
+    <w:p>
+      <w:pPr>
         <w:pStyle w:val="1"/>
-        <w:spacing w:before="240" w:after="240"/>
+        <w:spacing w:before="0"/>
         <w:ind w:firstLine="709"/>
         <w:rPr>
           <w:color w:val="auto"/>
@@ -26382,7 +26779,6 @@
     <w:p>
       <w:pPr>
         <w:pStyle w:val="21"/>
-        <w:spacing w:before="240" w:after="120"/>
         <w:rPr>
           <w:color w:val="auto"/>
           <w:lang w:val="ru-RU"/>
@@ -26480,7 +26876,6 @@
     <w:p>
       <w:pPr>
         <w:pStyle w:val="21"/>
-        <w:spacing w:before="240" w:after="120"/>
         <w:rPr>
           <w:color w:val="auto"/>
           <w:lang w:val="ru-RU"/>
@@ -26579,7 +26974,6 @@
     <w:p>
       <w:pPr>
         <w:pStyle w:val="21"/>
-        <w:spacing w:before="240" w:after="120"/>
         <w:rPr>
           <w:color w:val="auto"/>
         </w:rPr>
@@ -26866,7 +27260,7 @@
     <w:p>
       <w:pPr>
         <w:pStyle w:val="1"/>
-        <w:spacing w:before="240" w:after="240"/>
+        <w:spacing w:before="0"/>
         <w:ind w:firstLine="709"/>
         <w:rPr>
           <w:color w:val="auto"/>
@@ -26886,7 +27280,6 @@
     <w:p>
       <w:pPr>
         <w:pStyle w:val="21"/>
-        <w:spacing w:before="240" w:after="120"/>
         <w:rPr>
           <w:color w:val="auto"/>
           <w:lang w:val="ru-RU"/>
@@ -27007,7 +27400,6 @@
     <w:p>
       <w:pPr>
         <w:pStyle w:val="21"/>
-        <w:spacing w:before="240" w:after="120"/>
         <w:rPr>
           <w:color w:val="auto"/>
           <w:lang w:val="ru-RU"/>
@@ -27758,7 +28150,6 @@
                 <w:rFonts w:eastAsia="Times New Roman"/>
                 <w:sz w:val="24"/>
               </w:rPr>
-              <w:lastRenderedPageBreak/>
               <w:t>билета</w:t>
             </w:r>
             <w:proofErr w:type="spellEnd"/>
@@ -27780,7 +28171,6 @@
                 <w:rFonts w:eastAsia="Times New Roman"/>
                 <w:sz w:val="24"/>
               </w:rPr>
-              <w:lastRenderedPageBreak/>
               <w:t>Бронь</w:t>
             </w:r>
             <w:proofErr w:type="spellEnd"/>
@@ -27897,6 +28287,7 @@
                 <w:rFonts w:eastAsia="Times New Roman"/>
                 <w:sz w:val="24"/>
               </w:rPr>
+              <w:lastRenderedPageBreak/>
               <w:t>промокода</w:t>
             </w:r>
             <w:proofErr w:type="spellEnd"/>
@@ -27918,6 +28309,7 @@
                 <w:rFonts w:eastAsia="Times New Roman"/>
                 <w:sz w:val="24"/>
               </w:rPr>
+              <w:lastRenderedPageBreak/>
               <w:t>Скидка</w:t>
             </w:r>
             <w:proofErr w:type="spellEnd"/>
@@ -27934,6 +28326,7 @@
                 <w:rFonts w:eastAsia="Times New Roman"/>
                 <w:sz w:val="24"/>
               </w:rPr>
+              <w:lastRenderedPageBreak/>
               <w:t>применена</w:t>
             </w:r>
             <w:proofErr w:type="spellEnd"/>
@@ -27955,6 +28348,7 @@
                 <w:rFonts w:eastAsia="Times New Roman"/>
                 <w:sz w:val="24"/>
               </w:rPr>
+              <w:lastRenderedPageBreak/>
               <w:t>Успешно</w:t>
             </w:r>
             <w:proofErr w:type="spellEnd"/>
@@ -28125,29 +28519,10 @@
         <w:ind w:firstLine="709"/>
         <w:jc w:val="both"/>
         <w:rPr>
-          <w:lang w:val="ru-RU"/>
-        </w:rPr>
-      </w:pPr>
-      <w:r>
-        <w:rPr>
-          <w:rFonts w:eastAsia="Times New Roman"/>
-          <w:lang w:val="ru-RU"/>
-        </w:rPr>
-        <w:t xml:space="preserve">Сценарий 2. Регистрация с существующим </w:t>
-      </w:r>
-      <w:r>
-        <w:rPr>
-          <w:rFonts w:eastAsia="Times New Roman"/>
-        </w:rPr>
-        <w:t>email</w:t>
-      </w:r>
-      <w:r>
-        <w:rPr>
-          <w:rFonts w:eastAsia="Times New Roman"/>
-          <w:lang w:val="ru-RU"/>
-        </w:rPr>
-        <w:t>. Ожидаемый: сообщение об ошибке. Фактический: соответствует. Пройден.</w:t>
-      </w:r>
+          <w:rFonts w:eastAsia="Times New Roman"/>
+          <w:lang w:val="ru-RU"/>
+        </w:rPr>
+      </w:pPr>
     </w:p>
     <w:p>
       <w:pPr>
@@ -28162,7 +28537,20 @@
           <w:rFonts w:eastAsia="Times New Roman"/>
           <w:lang w:val="ru-RU"/>
         </w:rPr>
-        <w:t>Сценарий 3. Вход пользователя. Ожидаемый: успешный вход, перенаправление на главную. Фактический: соответствует. Пройден.</w:t>
+        <w:t xml:space="preserve">Сценарий 2. Регистрация с существующим </w:t>
+      </w:r>
+      <w:r>
+        <w:rPr>
+          <w:rFonts w:eastAsia="Times New Roman"/>
+        </w:rPr>
+        <w:t>email</w:t>
+      </w:r>
+      <w:r>
+        <w:rPr>
+          <w:rFonts w:eastAsia="Times New Roman"/>
+          <w:lang w:val="ru-RU"/>
+        </w:rPr>
+        <w:t>. Ожидаемый: сообщение об ошибке. Фактический: соответствует. Пройден.</w:t>
       </w:r>
     </w:p>
     <w:p>
@@ -28178,7 +28566,7 @@
           <w:rFonts w:eastAsia="Times New Roman"/>
           <w:lang w:val="ru-RU"/>
         </w:rPr>
-        <w:t>Сценарий 4. Вход с неверными данными. Ожидаемый: сообщение об ошибке. Фактический: соответствует. Пройден.</w:t>
+        <w:t>Сценарий 3. Вход пользователя. Ожидаемый: успешный вход, перенаправление на главную. Фактический: соответствует. Пройден.</w:t>
       </w:r>
     </w:p>
     <w:p>
@@ -28194,7 +28582,7 @@
           <w:rFonts w:eastAsia="Times New Roman"/>
           <w:lang w:val="ru-RU"/>
         </w:rPr>
-        <w:t>Сценарий 5. Просмотр каталога. Ожидаемый: отображение сетки мероприятий с изображениями, названиями, датами, ценами. Фактический: соответствует. Пройден.</w:t>
+        <w:t>Сценарий 4. Вход с неверными данными. Ожидаемый: сообщение об ошибке. Фактический: соответствует. Пройден.</w:t>
       </w:r>
     </w:p>
     <w:p>
@@ -28210,7 +28598,7 @@
           <w:rFonts w:eastAsia="Times New Roman"/>
           <w:lang w:val="ru-RU"/>
         </w:rPr>
-        <w:t>Сценарий 6. Фильтрация по категории. Выбиралась категория «Концерты». Ожидаемый: только концертные мероприятия. Фактический: соответствует. Пройден.</w:t>
+        <w:t>Сценарий 5. Просмотр каталога. Ожидаемый: отображение сетки мероприятий с изображениями, названиями, датами, ценами. Фактический: соответствует. Пройден.</w:t>
       </w:r>
     </w:p>
     <w:p>
@@ -28226,7 +28614,7 @@
           <w:rFonts w:eastAsia="Times New Roman"/>
           <w:lang w:val="ru-RU"/>
         </w:rPr>
-        <w:t>Сценарий 7. Фильтрация по формату (онлайн). Ожидаемый: только онлайн-мероприятия. Фактический: соответствует. Пройден.</w:t>
+        <w:t>Сценарий 6. Фильтрация по категории. Выбиралась категория «Концерты». Ожидаемый: только концертные мероприятия. Фактический: соответствует. Пройден.</w:t>
       </w:r>
     </w:p>
     <w:p>
@@ -28242,7 +28630,7 @@
           <w:rFonts w:eastAsia="Times New Roman"/>
           <w:lang w:val="ru-RU"/>
         </w:rPr>
-        <w:t>Сценарий 8. Фильтрация бесплатных мероприятий. Ожидаемый: только бесплатные. Фактический: соответствует. Пройден.</w:t>
+        <w:t>Сценарий 7. Фильтрация по формату (онлайн). Ожидаемый: только онлайн-мероприятия. Фактический: соответствует. Пройден.</w:t>
       </w:r>
     </w:p>
     <w:p>
@@ -28258,7 +28646,7 @@
           <w:rFonts w:eastAsia="Times New Roman"/>
           <w:lang w:val="ru-RU"/>
         </w:rPr>
-        <w:t>Сценарий 9. Сортировка по дате. Ожидаемый: мероприятия в порядке даты проведения. Фактический: соответствует. Пройден.</w:t>
+        <w:t>Сценарий 8. Фильтрация бесплатных мероприятий. Ожидаемый: только бесплатные. Фактический: соответствует. Пройден.</w:t>
       </w:r>
     </w:p>
     <w:p>
@@ -28274,7 +28662,7 @@
           <w:rFonts w:eastAsia="Times New Roman"/>
           <w:lang w:val="ru-RU"/>
         </w:rPr>
-        <w:t>Сценарий 10. Поиск мероприятия. Вводилось название в поле поиска. Ожидаемый: мероприятия с совпадением в названии или описании. Фактический: соответствует. Пройден.</w:t>
+        <w:t>Сценарий 9. Сортировка по дате. Ожидаемый: мероприятия в порядке даты проведения. Фактический: соответствует. Пройден.</w:t>
       </w:r>
     </w:p>
     <w:p>
@@ -28290,7 +28678,7 @@
           <w:rFonts w:eastAsia="Times New Roman"/>
           <w:lang w:val="ru-RU"/>
         </w:rPr>
-        <w:t>Сценарий 11. Просмотр карточки мероприятия. Ожидаемый: полное описание, изображения, типы билетов, отзывы. Фактический: соответствует. Пройден.</w:t>
+        <w:t>Сценарий 10. Поиск мероприятия. Вводилось название в поле поиска. Ожидаемый: мероприятия с совпадением в названии или описании. Фактический: соответствует. Пройден.</w:t>
       </w:r>
     </w:p>
     <w:p>
@@ -28306,7 +28694,7 @@
           <w:rFonts w:eastAsia="Times New Roman"/>
           <w:lang w:val="ru-RU"/>
         </w:rPr>
-        <w:t>Сценарий 12. Выбор билетов и добавление в корзину. Выбирался тип билета и количество. Ожидаемый: билеты добавлены, счётчик корзины обновлён. Фактический: соответствует. Пройден.</w:t>
+        <w:t>Сценарий 11. Просмотр карточки мероприятия. Ожидаемый: полное описание, изображения, типы билетов, отзывы. Фактический: соответствует. Пройден.</w:t>
       </w:r>
     </w:p>
     <w:p>
@@ -28322,6 +28710,22 @@
           <w:rFonts w:eastAsia="Times New Roman"/>
           <w:lang w:val="ru-RU"/>
         </w:rPr>
+        <w:t>Сценарий 12. Выбор билетов и добавление в корзину. Выбирался тип билета и количество. Ожидаемый: билеты добавлены, счётчик корзины обновлён. Фактический: соответствует. Пройден.</w:t>
+      </w:r>
+    </w:p>
+    <w:p>
+      <w:pPr>
+        <w:ind w:firstLine="709"/>
+        <w:jc w:val="both"/>
+        <w:rPr>
+          <w:lang w:val="ru-RU"/>
+        </w:rPr>
+      </w:pPr>
+      <w:r>
+        <w:rPr>
+          <w:rFonts w:eastAsia="Times New Roman"/>
+          <w:lang w:val="ru-RU"/>
+        </w:rPr>
         <w:lastRenderedPageBreak/>
         <w:t>Сценарий 13. Управление корзиной. Изменялось количество и удалялись билеты. Ожидаемый: сумма пересчитывается. Фактический: соответствует. Пройден.</w:t>
       </w:r>
@@ -28747,7 +29151,7 @@
     <w:p>
       <w:pPr>
         <w:pStyle w:val="1"/>
-        <w:spacing w:before="240" w:after="240"/>
+        <w:spacing w:before="0"/>
         <w:ind w:firstLine="709"/>
         <w:rPr>
           <w:color w:val="auto"/>
@@ -29388,7 +29792,6 @@
           <w:rFonts w:eastAsia="Times New Roman"/>
           <w:lang w:val="ru-RU"/>
         </w:rPr>
-        <w:lastRenderedPageBreak/>
         <w:t>– реализованы форма создания мероприятий и административная панель;</w:t>
       </w:r>
     </w:p>
@@ -29405,6 +29808,7 @@
           <w:rFonts w:eastAsia="Times New Roman"/>
           <w:lang w:val="ru-RU"/>
         </w:rPr>
+        <w:lastRenderedPageBreak/>
         <w:t xml:space="preserve">– выполнена контейнеризация с многоэтапной сборкой </w:t>
       </w:r>
       <w:r>
@@ -29931,7 +30335,7 @@
     <w:p>
       <w:pPr>
         <w:pStyle w:val="1"/>
-        <w:spacing w:before="240" w:after="240"/>
+        <w:spacing w:before="0"/>
         <w:ind w:firstLine="709"/>
         <w:rPr>
           <w:color w:val="auto"/>
@@ -31493,7 +31897,6 @@
           <w:rFonts w:eastAsia="Times New Roman"/>
           <w:lang w:val="ru-RU"/>
         </w:rPr>
-        <w:lastRenderedPageBreak/>
         <w:t xml:space="preserve">14. Документация </w:t>
       </w:r>
       <w:proofErr w:type="spellStart"/>
@@ -31575,6 +31978,7 @@
         <w:rPr>
           <w:rFonts w:eastAsia="Times New Roman"/>
         </w:rPr>
+        <w:lastRenderedPageBreak/>
         <w:t>15. Fielding R. Architectural Styles and the Design of Network-based Software Architectures. — 2000.</w:t>
       </w:r>
     </w:p>
@@ -32410,11 +32814,11 @@
     <w:uiPriority w:val="9"/>
     <w:unhideWhenUsed/>
     <w:qFormat/>
-    <w:rsid w:val="00FC693F"/>
+    <w:rsid w:val="00F66570"/>
     <w:pPr>
       <w:keepNext/>
       <w:keepLines/>
-      <w:spacing w:before="200"/>
+      <w:ind w:firstLine="709"/>
       <w:outlineLvl w:val="1"/>
     </w:pPr>
     <w:rPr>
@@ -32688,7 +33092,7 @@
     <w:basedOn w:val="a2"/>
     <w:link w:val="21"/>
     <w:uiPriority w:val="9"/>
-    <w:rsid w:val="00FC693F"/>
+    <w:rsid w:val="00F66570"/>
     <w:rPr>
       <w:rFonts w:asciiTheme="majorHAnsi" w:eastAsiaTheme="majorEastAsia" w:hAnsiTheme="majorHAnsi" w:cstheme="majorBidi"/>
       <w:b/>

--- a/docs/Пояснительная записка.docx
+++ b/docs/Пояснительная записка.docx
@@ -4808,6 +4808,13 @@
         <w:rPr>
           <w:lang w:val="ru-RU"/>
         </w:rPr>
+        <w:sectPr>
+          <w:footerReference w:type="default" r:id="rId9"/>
+          <w:pgSz w:w="11906" w:h="16838"/>
+          <w:pgMar w:top="1134" w:right="1134" w:bottom="1134" w:left="1701" w:header="720" w:footer="720" w:gutter="0"/>
+          <w:cols w:space="720"/>
+          <w:docGrid w:linePitch="381"/>
+        </w:sectPr>
       </w:pPr>
       <w:r>
         <w:rPr>
@@ -4815,6 +4822,13 @@
         </w:rPr>
         <w:br w:type="page"/>
       </w:r>
+    </w:p>
+    <w:p>
+      <w:pPr>
+        <w:rPr>
+          <w:lang w:val="ru-RU"/>
+        </w:rPr>
+      </w:pPr>
     </w:p>
     <w:p>
       <w:pPr>
@@ -4833,7 +4847,6 @@
           <w:color w:val="auto"/>
           <w:lang w:val="ru-RU"/>
         </w:rPr>
-        <w:lastRenderedPageBreak/>
         <w:t>ВВЕДЕНИЕ</w:t>
       </w:r>
       <w:bookmarkEnd w:id="0"/>
@@ -5055,7 +5068,15 @@
           <w:rFonts w:eastAsia="Times New Roman"/>
           <w:lang w:val="ru-RU"/>
         </w:rPr>
-        <w:t xml:space="preserve">, организацию ролевой модели доступа (пользователь, организатор, администратор), аутентификацию на основе </w:t>
+        <w:t xml:space="preserve">, организацию ролевой модели доступа (пользователь, </w:t>
+      </w:r>
+      <w:r>
+        <w:rPr>
+          <w:rFonts w:eastAsia="Times New Roman"/>
+          <w:lang w:val="ru-RU"/>
+        </w:rPr>
+        <w:lastRenderedPageBreak/>
+        <w:t xml:space="preserve">организатор, администратор), аутентификацию на основе </w:t>
       </w:r>
       <w:r>
         <w:rPr>
@@ -5074,7 +5095,6 @@
         <w:rPr>
           <w:rFonts w:eastAsia="Times New Roman"/>
         </w:rPr>
-        <w:lastRenderedPageBreak/>
         <w:t>middleware</w:t>
       </w:r>
       <w:r>
@@ -9087,7 +9107,7 @@
                     <pic:cNvPicPr/>
                   </pic:nvPicPr>
                   <pic:blipFill>
-                    <a:blip r:embed="rId9"/>
+                    <a:blip r:embed="rId10"/>
                     <a:stretch>
                       <a:fillRect/>
                     </a:stretch>
@@ -11032,7 +11052,7 @@
                     <pic:cNvPicPr/>
                   </pic:nvPicPr>
                   <pic:blipFill>
-                    <a:blip r:embed="rId10"/>
+                    <a:blip r:embed="rId11"/>
                     <a:stretch>
                       <a:fillRect/>
                     </a:stretch>
@@ -11127,9 +11147,6 @@
       <w:pPr>
         <w:ind w:firstLine="709"/>
         <w:jc w:val="both"/>
-        <w:rPr>
-          <w:lang w:val="ru-RU"/>
-        </w:rPr>
       </w:pPr>
       <w:r>
         <w:rPr>
@@ -11147,9 +11164,28 @@
       <w:r>
         <w:rPr>
           <w:rFonts w:eastAsia="Times New Roman"/>
-          <w:lang w:val="ru-RU"/>
-        </w:rPr>
-        <w:t xml:space="preserve"> - Модель пользователя</w:t>
+        </w:rPr>
+        <w:t xml:space="preserve"> - </w:t>
+      </w:r>
+      <w:r>
+        <w:rPr>
+          <w:rFonts w:eastAsia="Times New Roman"/>
+          <w:lang w:val="ru-RU"/>
+        </w:rPr>
+        <w:t>Модель</w:t>
+      </w:r>
+      <w:r>
+        <w:rPr>
+          <w:rFonts w:eastAsia="Times New Roman"/>
+        </w:rPr>
+        <w:t xml:space="preserve"> </w:t>
+      </w:r>
+      <w:r>
+        <w:rPr>
+          <w:rFonts w:eastAsia="Times New Roman"/>
+          <w:lang w:val="ru-RU"/>
+        </w:rPr>
+        <w:t>пользователя</w:t>
       </w:r>
     </w:p>
     <w:p>
@@ -11367,16 +11403,39 @@
       <w:pPr>
         <w:ind w:firstLine="709"/>
         <w:jc w:val="both"/>
-        <w:rPr>
-          <w:lang w:val="ru-RU"/>
-        </w:rPr>
-      </w:pPr>
-      <w:r>
-        <w:rPr>
-          <w:rFonts w:eastAsia="Times New Roman"/>
-          <w:lang w:val="ru-RU"/>
-        </w:rPr>
-        <w:t>Листинг 2 – Модель мероприятия</w:t>
+      </w:pPr>
+      <w:r>
+        <w:rPr>
+          <w:rFonts w:eastAsia="Times New Roman"/>
+          <w:lang w:val="ru-RU"/>
+        </w:rPr>
+        <w:t>Листинг</w:t>
+      </w:r>
+      <w:r>
+        <w:rPr>
+          <w:rFonts w:eastAsia="Times New Roman"/>
+        </w:rPr>
+        <w:t xml:space="preserve"> 2 – </w:t>
+      </w:r>
+      <w:r>
+        <w:rPr>
+          <w:rFonts w:eastAsia="Times New Roman"/>
+          <w:lang w:val="ru-RU"/>
+        </w:rPr>
+        <w:t>Модель</w:t>
+      </w:r>
+      <w:r>
+        <w:rPr>
+          <w:rFonts w:eastAsia="Times New Roman"/>
+        </w:rPr>
+        <w:t xml:space="preserve"> </w:t>
+      </w:r>
+      <w:r>
+        <w:rPr>
+          <w:rFonts w:eastAsia="Times New Roman"/>
+          <w:lang w:val="ru-RU"/>
+        </w:rPr>
+        <w:t>мероприятия</w:t>
       </w:r>
     </w:p>
     <w:p>
@@ -15912,7 +15971,13 @@
           <w:rFonts w:eastAsia="Times New Roman"/>
           <w:lang w:val="ru-RU"/>
         </w:rPr>
-        <w:t xml:space="preserve">Подключение </w:t>
+        <w:t>Подключение</w:t>
+      </w:r>
+      <w:r>
+        <w:rPr>
+          <w:rFonts w:eastAsia="Times New Roman"/>
+        </w:rPr>
+        <w:t xml:space="preserve"> </w:t>
       </w:r>
       <w:r>
         <w:rPr>
@@ -19479,6 +19544,9 @@
       <w:pPr>
         <w:ind w:left="709"/>
         <w:jc w:val="both"/>
+        <w:rPr>
+          <w:lang w:val="ru-RU"/>
+        </w:rPr>
       </w:pPr>
       <w:r>
         <w:rPr>
@@ -19495,6 +19563,7 @@
         <w:rPr>
           <w:rFonts w:ascii="Courier New" w:eastAsia="Courier New" w:hAnsi="Courier New"/>
           <w:sz w:val="24"/>
+          <w:lang w:val="ru-RU"/>
         </w:rPr>
       </w:pPr>
       <w:r>
@@ -19502,53 +19571,459 @@
           <w:rFonts w:ascii="Courier New" w:eastAsia="Courier New" w:hAnsi="Courier New"/>
           <w:sz w:val="24"/>
         </w:rPr>
-        <w:t>const token = await new SignJWT(</w:t>
+        <w:t>const</w:t>
       </w:r>
       <w:r>
         <w:rPr>
           <w:rFonts w:ascii="Courier New" w:eastAsia="Courier New" w:hAnsi="Courier New"/>
           <w:sz w:val="24"/>
-        </w:rPr>
-        <w:br/>
-        <w:t xml:space="preserve">  { userId: user.id, email: user.email, role: user.role })</w:t>
+          <w:lang w:val="ru-RU"/>
+        </w:rPr>
+        <w:t xml:space="preserve"> </w:t>
       </w:r>
       <w:r>
         <w:rPr>
           <w:rFonts w:ascii="Courier New" w:eastAsia="Courier New" w:hAnsi="Courier New"/>
           <w:sz w:val="24"/>
         </w:rPr>
-        <w:br/>
-        <w:t xml:space="preserve">  .setProtectedHeader({ alg: "HS256" })</w:t>
+        <w:t>token</w:t>
       </w:r>
       <w:r>
         <w:rPr>
           <w:rFonts w:ascii="Courier New" w:eastAsia="Courier New" w:hAnsi="Courier New"/>
           <w:sz w:val="24"/>
-        </w:rPr>
-        <w:br/>
-        <w:t xml:space="preserve">  .setExpirationTime("7d")</w:t>
+          <w:lang w:val="ru-RU"/>
+        </w:rPr>
+        <w:t xml:space="preserve"> = </w:t>
       </w:r>
       <w:r>
         <w:rPr>
           <w:rFonts w:ascii="Courier New" w:eastAsia="Courier New" w:hAnsi="Courier New"/>
           <w:sz w:val="24"/>
         </w:rPr>
-        <w:br/>
-        <w:t xml:space="preserve">  .sign(new TextEncoder().encode(</w:t>
+        <w:t>await</w:t>
       </w:r>
       <w:r>
         <w:rPr>
           <w:rFonts w:ascii="Courier New" w:eastAsia="Courier New" w:hAnsi="Courier New"/>
           <w:sz w:val="24"/>
+          <w:lang w:val="ru-RU"/>
+        </w:rPr>
+        <w:t xml:space="preserve"> </w:t>
+      </w:r>
+      <w:r>
+        <w:rPr>
+          <w:rFonts w:ascii="Courier New" w:eastAsia="Courier New" w:hAnsi="Courier New"/>
+          <w:sz w:val="24"/>
+        </w:rPr>
+        <w:t>new</w:t>
+      </w:r>
+      <w:r>
+        <w:rPr>
+          <w:rFonts w:ascii="Courier New" w:eastAsia="Courier New" w:hAnsi="Courier New"/>
+          <w:sz w:val="24"/>
+          <w:lang w:val="ru-RU"/>
+        </w:rPr>
+        <w:t xml:space="preserve"> </w:t>
+      </w:r>
+      <w:r>
+        <w:rPr>
+          <w:rFonts w:ascii="Courier New" w:eastAsia="Courier New" w:hAnsi="Courier New"/>
+          <w:sz w:val="24"/>
+        </w:rPr>
+        <w:t>SignJWT</w:t>
+      </w:r>
+      <w:r>
+        <w:rPr>
+          <w:rFonts w:ascii="Courier New" w:eastAsia="Courier New" w:hAnsi="Courier New"/>
+          <w:sz w:val="24"/>
+          <w:lang w:val="ru-RU"/>
+        </w:rPr>
+        <w:t>(</w:t>
+      </w:r>
+      <w:r>
+        <w:rPr>
+          <w:rFonts w:ascii="Courier New" w:eastAsia="Courier New" w:hAnsi="Courier New"/>
+          <w:sz w:val="24"/>
+          <w:lang w:val="ru-RU"/>
         </w:rPr>
         <w:br/>
-        <w:t xml:space="preserve">    process.env.JWT_SECRET))</w:t>
+        <w:t xml:space="preserve">  { </w:t>
+      </w:r>
+      <w:r>
+        <w:rPr>
+          <w:rFonts w:ascii="Courier New" w:eastAsia="Courier New" w:hAnsi="Courier New"/>
+          <w:sz w:val="24"/>
+        </w:rPr>
+        <w:t>userId</w:t>
+      </w:r>
+      <w:r>
+        <w:rPr>
+          <w:rFonts w:ascii="Courier New" w:eastAsia="Courier New" w:hAnsi="Courier New"/>
+          <w:sz w:val="24"/>
+          <w:lang w:val="ru-RU"/>
+        </w:rPr>
+        <w:t xml:space="preserve">: </w:t>
+      </w:r>
+      <w:r>
+        <w:rPr>
+          <w:rFonts w:ascii="Courier New" w:eastAsia="Courier New" w:hAnsi="Courier New"/>
+          <w:sz w:val="24"/>
+        </w:rPr>
+        <w:t>user</w:t>
+      </w:r>
+      <w:r>
+        <w:rPr>
+          <w:rFonts w:ascii="Courier New" w:eastAsia="Courier New" w:hAnsi="Courier New"/>
+          <w:sz w:val="24"/>
+          <w:lang w:val="ru-RU"/>
+        </w:rPr>
+        <w:t>.</w:t>
+      </w:r>
+      <w:r>
+        <w:rPr>
+          <w:rFonts w:ascii="Courier New" w:eastAsia="Courier New" w:hAnsi="Courier New"/>
+          <w:sz w:val="24"/>
+        </w:rPr>
+        <w:t>id</w:t>
+      </w:r>
+      <w:r>
+        <w:rPr>
+          <w:rFonts w:ascii="Courier New" w:eastAsia="Courier New" w:hAnsi="Courier New"/>
+          <w:sz w:val="24"/>
+          <w:lang w:val="ru-RU"/>
+        </w:rPr>
+        <w:t xml:space="preserve">, </w:t>
+      </w:r>
+      <w:r>
+        <w:rPr>
+          <w:rFonts w:ascii="Courier New" w:eastAsia="Courier New" w:hAnsi="Courier New"/>
+          <w:sz w:val="24"/>
+        </w:rPr>
+        <w:t>email</w:t>
+      </w:r>
+      <w:r>
+        <w:rPr>
+          <w:rFonts w:ascii="Courier New" w:eastAsia="Courier New" w:hAnsi="Courier New"/>
+          <w:sz w:val="24"/>
+          <w:lang w:val="ru-RU"/>
+        </w:rPr>
+        <w:t xml:space="preserve">: </w:t>
+      </w:r>
+      <w:r>
+        <w:rPr>
+          <w:rFonts w:ascii="Courier New" w:eastAsia="Courier New" w:hAnsi="Courier New"/>
+          <w:sz w:val="24"/>
+        </w:rPr>
+        <w:t>user</w:t>
+      </w:r>
+      <w:r>
+        <w:rPr>
+          <w:rFonts w:ascii="Courier New" w:eastAsia="Courier New" w:hAnsi="Courier New"/>
+          <w:sz w:val="24"/>
+          <w:lang w:val="ru-RU"/>
+        </w:rPr>
+        <w:t>.</w:t>
+      </w:r>
+      <w:r>
+        <w:rPr>
+          <w:rFonts w:ascii="Courier New" w:eastAsia="Courier New" w:hAnsi="Courier New"/>
+          <w:sz w:val="24"/>
+        </w:rPr>
+        <w:t>email</w:t>
+      </w:r>
+      <w:r>
+        <w:rPr>
+          <w:rFonts w:ascii="Courier New" w:eastAsia="Courier New" w:hAnsi="Courier New"/>
+          <w:sz w:val="24"/>
+          <w:lang w:val="ru-RU"/>
+        </w:rPr>
+        <w:t xml:space="preserve">, </w:t>
+      </w:r>
+      <w:r>
+        <w:rPr>
+          <w:rFonts w:ascii="Courier New" w:eastAsia="Courier New" w:hAnsi="Courier New"/>
+          <w:sz w:val="24"/>
+        </w:rPr>
+        <w:t>role</w:t>
+      </w:r>
+      <w:r>
+        <w:rPr>
+          <w:rFonts w:ascii="Courier New" w:eastAsia="Courier New" w:hAnsi="Courier New"/>
+          <w:sz w:val="24"/>
+          <w:lang w:val="ru-RU"/>
+        </w:rPr>
+        <w:t xml:space="preserve">: </w:t>
+      </w:r>
+      <w:r>
+        <w:rPr>
+          <w:rFonts w:ascii="Courier New" w:eastAsia="Courier New" w:hAnsi="Courier New"/>
+          <w:sz w:val="24"/>
+        </w:rPr>
+        <w:t>user</w:t>
+      </w:r>
+      <w:r>
+        <w:rPr>
+          <w:rFonts w:ascii="Courier New" w:eastAsia="Courier New" w:hAnsi="Courier New"/>
+          <w:sz w:val="24"/>
+          <w:lang w:val="ru-RU"/>
+        </w:rPr>
+        <w:t>.</w:t>
+      </w:r>
+      <w:r>
+        <w:rPr>
+          <w:rFonts w:ascii="Courier New" w:eastAsia="Courier New" w:hAnsi="Courier New"/>
+          <w:sz w:val="24"/>
+        </w:rPr>
+        <w:t>role</w:t>
+      </w:r>
+      <w:r>
+        <w:rPr>
+          <w:rFonts w:ascii="Courier New" w:eastAsia="Courier New" w:hAnsi="Courier New"/>
+          <w:sz w:val="24"/>
+          <w:lang w:val="ru-RU"/>
+        </w:rPr>
+        <w:t xml:space="preserve"> })</w:t>
+      </w:r>
+      <w:r>
+        <w:rPr>
+          <w:rFonts w:ascii="Courier New" w:eastAsia="Courier New" w:hAnsi="Courier New"/>
+          <w:sz w:val="24"/>
+          <w:lang w:val="ru-RU"/>
+        </w:rPr>
+        <w:br/>
+        <w:t xml:space="preserve">  .</w:t>
+      </w:r>
+      <w:r>
+        <w:rPr>
+          <w:rFonts w:ascii="Courier New" w:eastAsia="Courier New" w:hAnsi="Courier New"/>
+          <w:sz w:val="24"/>
+        </w:rPr>
+        <w:t>setProtectedHeader</w:t>
+      </w:r>
+      <w:r>
+        <w:rPr>
+          <w:rFonts w:ascii="Courier New" w:eastAsia="Courier New" w:hAnsi="Courier New"/>
+          <w:sz w:val="24"/>
+          <w:lang w:val="ru-RU"/>
+        </w:rPr>
+        <w:t xml:space="preserve">({ </w:t>
+      </w:r>
+      <w:r>
+        <w:rPr>
+          <w:rFonts w:ascii="Courier New" w:eastAsia="Courier New" w:hAnsi="Courier New"/>
+          <w:sz w:val="24"/>
+        </w:rPr>
+        <w:t>alg</w:t>
+      </w:r>
+      <w:r>
+        <w:rPr>
+          <w:rFonts w:ascii="Courier New" w:eastAsia="Courier New" w:hAnsi="Courier New"/>
+          <w:sz w:val="24"/>
+          <w:lang w:val="ru-RU"/>
+        </w:rPr>
+        <w:t>: "</w:t>
+      </w:r>
+      <w:r>
+        <w:rPr>
+          <w:rFonts w:ascii="Courier New" w:eastAsia="Courier New" w:hAnsi="Courier New"/>
+          <w:sz w:val="24"/>
+        </w:rPr>
+        <w:t>HS</w:t>
+      </w:r>
+      <w:r>
+        <w:rPr>
+          <w:rFonts w:ascii="Courier New" w:eastAsia="Courier New" w:hAnsi="Courier New"/>
+          <w:sz w:val="24"/>
+          <w:lang w:val="ru-RU"/>
+        </w:rPr>
+        <w:t>256" })</w:t>
+      </w:r>
+      <w:r>
+        <w:rPr>
+          <w:rFonts w:ascii="Courier New" w:eastAsia="Courier New" w:hAnsi="Courier New"/>
+          <w:sz w:val="24"/>
+          <w:lang w:val="ru-RU"/>
+        </w:rPr>
+        <w:br/>
+        <w:t xml:space="preserve">  .</w:t>
+      </w:r>
+      <w:r>
+        <w:rPr>
+          <w:rFonts w:ascii="Courier New" w:eastAsia="Courier New" w:hAnsi="Courier New"/>
+          <w:sz w:val="24"/>
+        </w:rPr>
+        <w:t>setExpirationTime</w:t>
+      </w:r>
+      <w:r>
+        <w:rPr>
+          <w:rFonts w:ascii="Courier New" w:eastAsia="Courier New" w:hAnsi="Courier New"/>
+          <w:sz w:val="24"/>
+          <w:lang w:val="ru-RU"/>
+        </w:rPr>
+        <w:t>("7</w:t>
+      </w:r>
+      <w:r>
+        <w:rPr>
+          <w:rFonts w:ascii="Courier New" w:eastAsia="Courier New" w:hAnsi="Courier New"/>
+          <w:sz w:val="24"/>
+        </w:rPr>
+        <w:t>d</w:t>
+      </w:r>
+      <w:r>
+        <w:rPr>
+          <w:rFonts w:ascii="Courier New" w:eastAsia="Courier New" w:hAnsi="Courier New"/>
+          <w:sz w:val="24"/>
+          <w:lang w:val="ru-RU"/>
+        </w:rPr>
+        <w:t>")</w:t>
+      </w:r>
+      <w:r>
+        <w:rPr>
+          <w:rFonts w:ascii="Courier New" w:eastAsia="Courier New" w:hAnsi="Courier New"/>
+          <w:sz w:val="24"/>
+          <w:lang w:val="ru-RU"/>
+        </w:rPr>
+        <w:br/>
+        <w:t xml:space="preserve">  .</w:t>
+      </w:r>
+      <w:r>
+        <w:rPr>
+          <w:rFonts w:ascii="Courier New" w:eastAsia="Courier New" w:hAnsi="Courier New"/>
+          <w:sz w:val="24"/>
+        </w:rPr>
+        <w:t>sign</w:t>
+      </w:r>
+      <w:r>
+        <w:rPr>
+          <w:rFonts w:ascii="Courier New" w:eastAsia="Courier New" w:hAnsi="Courier New"/>
+          <w:sz w:val="24"/>
+          <w:lang w:val="ru-RU"/>
+        </w:rPr>
+        <w:t>(</w:t>
+      </w:r>
+      <w:r>
+        <w:rPr>
+          <w:rFonts w:ascii="Courier New" w:eastAsia="Courier New" w:hAnsi="Courier New"/>
+          <w:sz w:val="24"/>
+        </w:rPr>
+        <w:t>new</w:t>
+      </w:r>
+      <w:r>
+        <w:rPr>
+          <w:rFonts w:ascii="Courier New" w:eastAsia="Courier New" w:hAnsi="Courier New"/>
+          <w:sz w:val="24"/>
+          <w:lang w:val="ru-RU"/>
+        </w:rPr>
+        <w:t xml:space="preserve"> </w:t>
+      </w:r>
+      <w:r>
+        <w:rPr>
+          <w:rFonts w:ascii="Courier New" w:eastAsia="Courier New" w:hAnsi="Courier New"/>
+          <w:sz w:val="24"/>
+        </w:rPr>
+        <w:t>TextEncoder</w:t>
+      </w:r>
+      <w:r>
+        <w:rPr>
+          <w:rFonts w:ascii="Courier New" w:eastAsia="Courier New" w:hAnsi="Courier New"/>
+          <w:sz w:val="24"/>
+          <w:lang w:val="ru-RU"/>
+        </w:rPr>
+        <w:t>().</w:t>
+      </w:r>
+      <w:r>
+        <w:rPr>
+          <w:rFonts w:ascii="Courier New" w:eastAsia="Courier New" w:hAnsi="Courier New"/>
+          <w:sz w:val="24"/>
+        </w:rPr>
+        <w:t>encode</w:t>
+      </w:r>
+      <w:r>
+        <w:rPr>
+          <w:rFonts w:ascii="Courier New" w:eastAsia="Courier New" w:hAnsi="Courier New"/>
+          <w:sz w:val="24"/>
+          <w:lang w:val="ru-RU"/>
+        </w:rPr>
+        <w:t>(</w:t>
+      </w:r>
+      <w:r>
+        <w:rPr>
+          <w:rFonts w:ascii="Courier New" w:eastAsia="Courier New" w:hAnsi="Courier New"/>
+          <w:sz w:val="24"/>
+          <w:lang w:val="ru-RU"/>
+        </w:rPr>
+        <w:br/>
+        <w:t xml:space="preserve">    </w:t>
+      </w:r>
+      <w:r>
+        <w:rPr>
+          <w:rFonts w:ascii="Courier New" w:eastAsia="Courier New" w:hAnsi="Courier New"/>
+          <w:sz w:val="24"/>
+        </w:rPr>
+        <w:t>process</w:t>
+      </w:r>
+      <w:r>
+        <w:rPr>
+          <w:rFonts w:ascii="Courier New" w:eastAsia="Courier New" w:hAnsi="Courier New"/>
+          <w:sz w:val="24"/>
+          <w:lang w:val="ru-RU"/>
+        </w:rPr>
+        <w:t>.</w:t>
+      </w:r>
+      <w:r>
+        <w:rPr>
+          <w:rFonts w:ascii="Courier New" w:eastAsia="Courier New" w:hAnsi="Courier New"/>
+          <w:sz w:val="24"/>
+        </w:rPr>
+        <w:t>env</w:t>
+      </w:r>
+      <w:r>
+        <w:rPr>
+          <w:rFonts w:ascii="Courier New" w:eastAsia="Courier New" w:hAnsi="Courier New"/>
+          <w:sz w:val="24"/>
+          <w:lang w:val="ru-RU"/>
+        </w:rPr>
+        <w:t>.</w:t>
+      </w:r>
+      <w:r>
+        <w:rPr>
+          <w:rFonts w:ascii="Courier New" w:eastAsia="Courier New" w:hAnsi="Courier New"/>
+          <w:sz w:val="24"/>
+        </w:rPr>
+        <w:t>JWT</w:t>
+      </w:r>
+      <w:r>
+        <w:rPr>
+          <w:rFonts w:ascii="Courier New" w:eastAsia="Courier New" w:hAnsi="Courier New"/>
+          <w:sz w:val="24"/>
+          <w:lang w:val="ru-RU"/>
+        </w:rPr>
+        <w:t>_</w:t>
+      </w:r>
+      <w:r>
+        <w:rPr>
+          <w:rFonts w:ascii="Courier New" w:eastAsia="Courier New" w:hAnsi="Courier New"/>
+          <w:sz w:val="24"/>
+        </w:rPr>
+        <w:t>SECRET</w:t>
+      </w:r>
+      <w:r>
+        <w:rPr>
+          <w:rFonts w:ascii="Courier New" w:eastAsia="Courier New" w:hAnsi="Courier New"/>
+          <w:sz w:val="24"/>
+          <w:lang w:val="ru-RU"/>
+        </w:rPr>
+        <w:t>))</w:t>
       </w:r>
     </w:p>
     <w:p>
       <w:pPr>
         <w:spacing w:line="240" w:lineRule="auto"/>
         <w:ind w:left="709"/>
+        <w:rPr>
+          <w:lang w:val="ru-RU"/>
+        </w:rPr>
       </w:pPr>
     </w:p>
     <w:p>
@@ -21920,7 +22395,7 @@
                     <pic:cNvPicPr/>
                   </pic:nvPicPr>
                   <pic:blipFill>
-                    <a:blip r:embed="rId11"/>
+                    <a:blip r:embed="rId12"/>
                     <a:stretch>
                       <a:fillRect/>
                     </a:stretch>
@@ -22018,7 +22493,7 @@
                     <pic:cNvPicPr/>
                   </pic:nvPicPr>
                   <pic:blipFill>
-                    <a:blip r:embed="rId12"/>
+                    <a:blip r:embed="rId13"/>
                     <a:stretch>
                       <a:fillRect/>
                     </a:stretch>
@@ -22114,7 +22589,7 @@
                     <pic:cNvPicPr/>
                   </pic:nvPicPr>
                   <pic:blipFill>
-                    <a:blip r:embed="rId13"/>
+                    <a:blip r:embed="rId14"/>
                     <a:stretch>
                       <a:fillRect/>
                     </a:stretch>
@@ -22211,7 +22686,7 @@
                     <pic:cNvPicPr/>
                   </pic:nvPicPr>
                   <pic:blipFill>
-                    <a:blip r:embed="rId14"/>
+                    <a:blip r:embed="rId15"/>
                     <a:stretch>
                       <a:fillRect/>
                     </a:stretch>
@@ -26664,9 +27139,85 @@
         </w:rPr>
         <w:t>/ (дата обращения: 17.06.2026).</w:t>
       </w:r>
+      <w:r>
+        <w:rPr>
+          <w:rFonts w:eastAsia="Times New Roman"/>
+          <w:lang w:val="ru-RU"/>
+        </w:rPr>
+        <w:br/>
+      </w:r>
+      <w:r>
+        <w:rPr>
+          <w:lang w:val="ru-RU"/>
+        </w:rPr>
+        <w:t>1</w:t>
+      </w:r>
+      <w:r>
+        <w:rPr>
+          <w:lang w:val="ru-RU"/>
+        </w:rPr>
+        <w:t>7</w:t>
+      </w:r>
+      <w:r>
+        <w:rPr>
+          <w:lang w:val="ru-RU"/>
+        </w:rPr>
+        <w:t>. ГОСТ Р 7.0.100-2018. Система стандартов по информации, библиотечному и издательскому делу. Библиографическая запись. Библиографическое описание. Общие требования и правила составления. — Москва: Стандартинформ, 2018. — 132 с.</w:t>
+      </w:r>
+      <w:r>
+        <w:rPr>
+          <w:lang w:val="ru-RU"/>
+        </w:rPr>
+        <w:br/>
+      </w:r>
+      <w:r>
+        <w:t>18</w:t>
+      </w:r>
+      <w:r>
+        <w:rPr>
+          <w:lang w:val="ru-RU"/>
+        </w:rPr>
+        <w:t>. ГОСТ Р 7.0.108-2022. Система стандартов по информации, библиотечному и издательскому делу. Библиографические ссылки на электронные документы, размещенные в информационно-телекоммуникационных сетях. Общие требования к составлению. — Москва: Российский институт стандартизации, 2022. — 23 с.</w:t>
+      </w:r>
+      <w:r>
+        <w:rPr>
+          <w:lang w:val="ru-RU"/>
+        </w:rPr>
+        <w:br/>
+      </w:r>
+      <w:r>
+        <w:t>19</w:t>
+      </w:r>
+      <w:r>
+        <w:rPr>
+          <w:lang w:val="ru-RU"/>
+        </w:rPr>
+        <w:t>. ГОСТ Р ИСО 9241-210-2016. Эргономика взаимодействия человек-система. Часть 210. Человеко-ориентированное проектирование интерактивных систем. — Москва: Стандартинформ, 2016. — 32 с.</w:t>
+      </w:r>
+      <w:r>
+        <w:rPr>
+          <w:lang w:val="ru-RU"/>
+        </w:rPr>
+        <w:br/>
+      </w:r>
+      <w:r>
+        <w:t>20</w:t>
+      </w:r>
+      <w:r>
+        <w:rPr>
+          <w:lang w:val="ru-RU"/>
+        </w:rPr>
+        <w:t>. СанПиН 1.2.3685-21. Гигиенические нормативы и требования к обеспечению безопасности и (или) безвредности для человека факторов среды обитания (раздел VI. Гигиенические нормативы к работе с видеодисплейными терминалами). — Москва, 2021. — 180 с.</w:t>
+      </w:r>
+    </w:p>
+    <w:p>
+      <w:pPr>
+        <w:ind w:left="709"/>
+        <w:jc w:val="both"/>
+      </w:pPr>
     </w:p>
     <w:sectPr>
-      <w:footerReference w:type="default" r:id="rId15"/>
+      <w:footerReference w:type="default" r:id="rId16"/>
       <w:pgSz w:w="11906" w:h="16838"/>
       <w:pgMar w:top="1134" w:right="1134" w:bottom="1134" w:left="1701" w:header="720" w:footer="720" w:gutter="0"/>
       <w:cols w:space="720"/>
@@ -26712,6 +27263,16 @@
 </file>
 
 <file path=word/footer2.xml><?xml version="1.0" encoding="utf-8"?>
+<w:ftr xmlns:wpc="http://schemas.microsoft.com/office/word/2010/wordprocessingCanvas" xmlns:cx="http://schemas.microsoft.com/office/drawing/2014/chartex" xmlns:cx1="http://schemas.microsoft.com/office/drawing/2015/9/8/chartex" xmlns:cx2="http://schemas.microsoft.com/office/drawing/2015/10/21/chartex" xmlns:cx3="http://schemas.microsoft.com/office/drawing/2016/5/9/chartex" xmlns:cx4="http://schemas.microsoft.com/office/drawing/2016/5/10/chartex" xmlns:cx5="http://schemas.microsoft.com/office/drawing/2016/5/11/chartex" xmlns:cx6="http://schemas.microsoft.com/office/drawing/2016/5/12/chartex" xmlns:cx7="http://schemas.microsoft.com/office/drawing/2016/5/13/chartex" xmlns:cx8="http://schemas.microsoft.com/office/drawing/2016/5/14/chartex" xmlns:mc="http://schemas.openxmlformats.org/markup-compatibility/2006" xmlns:aink="http://schemas.microsoft.com/office/drawing/2016/ink" xmlns:am3d="http://schemas.microsoft.com/office/drawing/2017/model3d" xmlns:o="urn:schemas-microsoft-com:office:office" xmlns:oel="http://schemas.microsoft.com/office/2019/extlst" xmlns:r="http://schemas.openxmlformats.org/officeDocument/2006/relationships" xmlns:m="http://schemas.openxmlformats.org/officeDocument/2006/math" xmlns:v="urn:schemas-microsoft-com:vml" xmlns:wp14="http://schemas.microsoft.com/office/word/2010/wordprocessingDrawing" xmlns:wp="http://schemas.openxmlformats.org/drawingml/2006/wordprocessingDrawing" xmlns:w10="urn:schemas-microsoft-com:office:word" xmlns:w="http://schemas.openxmlformats.org/wordprocessingml/2006/main" xmlns:w14="http://schemas.microsoft.com/office/word/2010/wordml" xmlns:w15="http://schemas.microsoft.com/office/word/2012/wordml" xmlns:w16cex="http://schemas.microsoft.com/office/word/2018/wordml/cex" xmlns:w16cid="http://schemas.microsoft.com/office/word/2016/wordml/cid" xmlns:w16="http://schemas.microsoft.com/office/word/2018/wordml" xmlns:w16du="http://schemas.microsoft.com/office/word/2023/wordml/word16du" xmlns:w16sdtdh="http://schemas.microsoft.com/office/word/2020/wordml/sdtdatahash" xmlns:w16sdtfl="http://schemas.microsoft.com/office/word/2024/wordml/sdtformatlock" xmlns:w16se="http://schemas.microsoft.com/office/word/2015/wordml/symex" xmlns:wpg="http://schemas.microsoft.com/office/word/2010/wordprocessingGroup" xmlns:wpi="http://schemas.microsoft.com/office/word/2010/wordprocessingInk" xmlns:wne="http://schemas.microsoft.com/office/word/2006/wordml" xmlns:wps="http://schemas.microsoft.com/office/word/2010/wordprocessingShape" mc:Ignorable="w14 w15 w16se w16cid w16 w16cex w16sdtdh w16sdtfl w16du wp14">
+  <w:p>
+    <w:pPr>
+      <w:jc w:val="center"/>
+    </w:pPr>
+  </w:p>
+</w:ftr>
+</file>
+
+<file path=word/footer3.xml><?xml version="1.0" encoding="utf-8"?>
 <w:ftr xmlns:wpc="http://schemas.microsoft.com/office/word/2010/wordprocessingCanvas" xmlns:cx="http://schemas.microsoft.com/office/drawing/2014/chartex" xmlns:cx1="http://schemas.microsoft.com/office/drawing/2015/9/8/chartex" xmlns:cx2="http://schemas.microsoft.com/office/drawing/2015/10/21/chartex" xmlns:cx3="http://schemas.microsoft.com/office/drawing/2016/5/9/chartex" xmlns:cx4="http://schemas.microsoft.com/office/drawing/2016/5/10/chartex" xmlns:cx5="http://schemas.microsoft.com/office/drawing/2016/5/11/chartex" xmlns:cx6="http://schemas.microsoft.com/office/drawing/2016/5/12/chartex" xmlns:cx7="http://schemas.microsoft.com/office/drawing/2016/5/13/chartex" xmlns:cx8="http://schemas.microsoft.com/office/drawing/2016/5/14/chartex" xmlns:mc="http://schemas.openxmlformats.org/markup-compatibility/2006" xmlns:aink="http://schemas.microsoft.com/office/drawing/2016/ink" xmlns:am3d="http://schemas.microsoft.com/office/drawing/2017/model3d" xmlns:o="urn:schemas-microsoft-com:office:office" xmlns:oel="http://schemas.microsoft.com/office/2019/extlst" xmlns:r="http://schemas.openxmlformats.org/officeDocument/2006/relationships" xmlns:m="http://schemas.openxmlformats.org/officeDocument/2006/math" xmlns:v="urn:schemas-microsoft-com:vml" xmlns:wp14="http://schemas.microsoft.com/office/word/2010/wordprocessingDrawing" xmlns:wp="http://schemas.openxmlformats.org/drawingml/2006/wordprocessingDrawing" xmlns:w10="urn:schemas-microsoft-com:office:word" xmlns:w="http://schemas.openxmlformats.org/wordprocessingml/2006/main" xmlns:w14="http://schemas.microsoft.com/office/word/2010/wordml" xmlns:w15="http://schemas.microsoft.com/office/word/2012/wordml" xmlns:w16cex="http://schemas.microsoft.com/office/word/2018/wordml/cex" xmlns:w16cid="http://schemas.microsoft.com/office/word/2016/wordml/cid" xmlns:w16="http://schemas.microsoft.com/office/word/2018/wordml" xmlns:w16du="http://schemas.microsoft.com/office/word/2023/wordml/word16du" xmlns:w16sdtdh="http://schemas.microsoft.com/office/word/2020/wordml/sdtdatahash" xmlns:w16sdtfl="http://schemas.microsoft.com/office/word/2024/wordml/sdtformatlock" xmlns:w16se="http://schemas.microsoft.com/office/word/2015/wordml/symex" xmlns:wpg="http://schemas.microsoft.com/office/word/2010/wordprocessingGroup" xmlns:wpi="http://schemas.microsoft.com/office/word/2010/wordprocessingInk" xmlns:wne="http://schemas.microsoft.com/office/word/2006/wordml" xmlns:wps="http://schemas.microsoft.com/office/word/2010/wordprocessingShape" mc:Ignorable="w14 w15 w16se w16cid w16 w16cex w16sdtdh w16sdtfl w16du wp14">
   <w:p>
     <w:pPr>
@@ -27589,7 +28150,6 @@
   <w:style w:type="character" w:default="1" w:styleId="a2">
     <w:name w:val="Default Paragraph Font"/>
     <w:uiPriority w:val="1"/>
-    <w:semiHidden/>
     <w:unhideWhenUsed/>
   </w:style>
   <w:style w:type="table" w:default="1" w:styleId="a3">
